--- a/internal_doc/03.开发设计/Story-sdbConsistencyCheck.docx
+++ b/internal_doc/03.开发设计/Story-sdbConsistencyCheck.docx
@@ -977,7 +977,7 @@
                 <w:sz w:val="20"/>
                 <w:szCs w:val="20"/>
               </w:rPr>
-              <w:t>--group, -g</w:t>
+              <w:t>--loop,-t</w:t>
             </w:r>
           </w:p>
         </w:tc>
@@ -1015,7 +1015,7 @@
                 <w:sz w:val="20"/>
                 <w:szCs w:val="20"/>
               </w:rPr>
-              <w:t>指定要检查的</w:t>
+              <w:t>指定迭代检查的次数</w:t>
             </w:r>
             <w:r>
               <w:rPr>
@@ -1025,7 +1025,7 @@
                 <w:sz w:val="20"/>
                 <w:szCs w:val="20"/>
               </w:rPr>
-              <w:t>group</w:t>
+              <w:t>,</w:t>
             </w:r>
             <w:r>
               <w:rPr>
@@ -1035,7 +1035,7 @@
                 <w:sz w:val="20"/>
                 <w:szCs w:val="20"/>
               </w:rPr>
-              <w:t>的名字，若不指定，则检查所有的</w:t>
+              <w:t>默认是</w:t>
             </w:r>
             <w:r>
               <w:rPr>
@@ -1045,7 +1045,17 @@
                 <w:sz w:val="20"/>
                 <w:szCs w:val="20"/>
               </w:rPr>
-              <w:t>group</w:t>
+              <w:t>5</w:t>
+            </w:r>
+            <w:r>
+              <w:rPr>
+                <w:rFonts w:ascii="Arial" w:eastAsia="宋体" w:hAnsi="Arial" w:cs="Arial" w:hint="eastAsia"/>
+                <w:color w:val="000000"/>
+                <w:kern w:val="0"/>
+                <w:sz w:val="20"/>
+                <w:szCs w:val="20"/>
+              </w:rPr>
+              <w:t>（次）</w:t>
             </w:r>
           </w:p>
         </w:tc>
@@ -1088,7 +1098,7 @@
                 <w:sz w:val="20"/>
                 <w:szCs w:val="20"/>
               </w:rPr>
-              <w:t>--loop,-t</w:t>
+              <w:t>--group, -g</w:t>
             </w:r>
           </w:p>
         </w:tc>
@@ -1126,7 +1136,7 @@
                 <w:sz w:val="20"/>
                 <w:szCs w:val="20"/>
               </w:rPr>
-              <w:t>指定循环检查的次数</w:t>
+              <w:t>指定要检查的</w:t>
             </w:r>
             <w:r>
               <w:rPr>
@@ -1136,7 +1146,7 @@
                 <w:sz w:val="20"/>
                 <w:szCs w:val="20"/>
               </w:rPr>
-              <w:t>,</w:t>
+              <w:t>group</w:t>
             </w:r>
             <w:r>
               <w:rPr>
@@ -1146,7 +1156,7 @@
                 <w:sz w:val="20"/>
                 <w:szCs w:val="20"/>
               </w:rPr>
-              <w:t>默认是</w:t>
+              <w:t>的名字，若不指定，则检查所有的</w:t>
             </w:r>
             <w:r>
               <w:rPr>
@@ -1156,17 +1166,7 @@
                 <w:sz w:val="20"/>
                 <w:szCs w:val="20"/>
               </w:rPr>
-              <w:t>5</w:t>
-            </w:r>
-            <w:r>
-              <w:rPr>
-                <w:rFonts w:ascii="Arial" w:eastAsia="宋体" w:hAnsi="Arial" w:cs="Arial" w:hint="eastAsia"/>
-                <w:color w:val="000000"/>
-                <w:kern w:val="0"/>
-                <w:sz w:val="20"/>
-                <w:szCs w:val="20"/>
-              </w:rPr>
-              <w:t>（次）</w:t>
+              <w:t>group</w:t>
             </w:r>
           </w:p>
         </w:tc>
@@ -1287,17 +1287,7 @@
                 <w:sz w:val="20"/>
                 <w:szCs w:val="20"/>
               </w:rPr>
-              <w:t>指定检查的集合空间名字</w:t>
-            </w:r>
-            <w:r>
-              <w:rPr>
-                <w:rFonts w:ascii="Arial" w:eastAsia="宋体" w:hAnsi="Arial" w:cs="Arial" w:hint="eastAsia"/>
-                <w:color w:val="000000"/>
-                <w:kern w:val="0"/>
-                <w:sz w:val="20"/>
-                <w:szCs w:val="20"/>
-              </w:rPr>
-              <w:t>，不指定则检查所有集合空间</w:t>
+              <w:t>指定检查的集合空间名字，不指定则检查所有集合空间</w:t>
             </w:r>
           </w:p>
         </w:tc>
@@ -1398,17 +1388,7 @@
                 <w:sz w:val="20"/>
                 <w:szCs w:val="20"/>
               </w:rPr>
-              <w:t>指定检查的集合名字</w:t>
-            </w:r>
-            <w:r>
-              <w:rPr>
-                <w:rFonts w:ascii="Arial" w:eastAsia="宋体" w:hAnsi="Arial" w:cs="Arial" w:hint="eastAsia"/>
-                <w:color w:val="000000"/>
-                <w:kern w:val="0"/>
-                <w:sz w:val="20"/>
-                <w:szCs w:val="20"/>
-              </w:rPr>
-              <w:t>，不指定则检查所有集合</w:t>
+              <w:t>指定检查的集合名字，不指定则检查所有集合</w:t>
             </w:r>
           </w:p>
         </w:tc>
@@ -1924,9 +1904,6 @@
       <w:pPr>
         <w:pStyle w:val="ListParagraph"/>
         <w:ind w:left="717" w:firstLineChars="0" w:firstLine="0"/>
-        <w:rPr>
-          <w:rFonts w:hint="eastAsia"/>
-        </w:rPr>
       </w:pPr>
     </w:p>
     <w:p>
@@ -3110,10 +3087,11 @@
     </w:p>
     <w:p>
       <w:pPr>
-        <w:rPr>
-          <w:rFonts w:hint="eastAsia"/>
-        </w:rPr>
-      </w:pPr>
+        <w:pStyle w:val="ListParagraph"/>
+        <w:ind w:left="1077" w:firstLineChars="0" w:firstLine="0"/>
+      </w:pPr>
+    </w:p>
+    <w:p>
       <w:r>
         <w:rPr>
           <w:rFonts w:hint="eastAsia"/>
@@ -3126,1205 +3104,176 @@
         </w:rPr>
         <w:t>存储结构如下：</w:t>
       </w:r>
+    </w:p>
+    <w:p>
+      <w:pPr>
+        <w:rPr>
+          <w:rFonts w:hint="eastAsia"/>
+        </w:rPr>
+      </w:pPr>
     </w:p>
     <w:tbl>
       <w:tblPr>
         <w:tblStyle w:val="TableGrid"/>
         <w:tblW w:w="0" w:type="auto"/>
+        <w:tblInd w:w="2015" w:type="dxa"/>
         <w:tblLook w:val="04A0"/>
       </w:tblPr>
       <w:tblGrid>
-        <w:gridCol w:w="2445"/>
-        <w:gridCol w:w="1842"/>
-        <w:gridCol w:w="1852"/>
-        <w:gridCol w:w="2026"/>
+        <w:gridCol w:w="5563"/>
       </w:tblGrid>
       <w:tr>
         <w:tc>
           <w:tcPr>
-            <w:tcW w:w="2445" w:type="dxa"/>
-            <w:shd w:val="clear" w:color="auto" w:fill="0070C0"/>
+            <w:tcW w:w="5563" w:type="dxa"/>
+            <w:tcBorders>
+              <w:bottom w:val="single" w:sz="4" w:space="0" w:color="000000" w:themeColor="text1"/>
+            </w:tcBorders>
+            <w:shd w:val="clear" w:color="auto" w:fill="7030A0"/>
             <w:vAlign w:val="center"/>
           </w:tcPr>
           <w:p>
             <w:pPr>
               <w:ind w:left="0"/>
-              <w:rPr>
-                <w:rFonts w:hint="eastAsia"/>
-              </w:rPr>
-            </w:pPr>
-            <w:r>
-              <w:t>C</w:t>
-            </w:r>
-            <w:r>
-              <w:rPr>
-                <w:rFonts w:hint="eastAsia"/>
-              </w:rPr>
-              <w:t>oord</w:t>
-            </w:r>
-            <w:r>
-              <w:rPr>
-                <w:rFonts w:hint="eastAsia"/>
-              </w:rPr>
-              <w:t>地址长度</w:t>
-            </w:r>
-            <w:r>
-              <w:rPr>
-                <w:rFonts w:hint="eastAsia"/>
-              </w:rPr>
-              <w:t>(4)</w:t>
-            </w:r>
-          </w:p>
-        </w:tc>
-        <w:tc>
-          <w:tcPr>
-            <w:tcW w:w="1842" w:type="dxa"/>
-            <w:shd w:val="clear" w:color="auto" w:fill="0070C0"/>
-            <w:vAlign w:val="center"/>
-          </w:tcPr>
-          <w:p>
-            <w:pPr>
-              <w:ind w:left="0"/>
-              <w:rPr>
-                <w:rFonts w:hint="eastAsia"/>
-              </w:rPr>
-            </w:pPr>
-            <w:r>
-              <w:t>H</w:t>
-            </w:r>
-            <w:r>
-              <w:rPr>
-                <w:rFonts w:hint="eastAsia"/>
-              </w:rPr>
-              <w:t>ostname:port</w:t>
-            </w:r>
-          </w:p>
-        </w:tc>
-        <w:tc>
-          <w:tcPr>
-            <w:tcW w:w="3878" w:type="dxa"/>
-            <w:gridSpan w:val="2"/>
-            <w:shd w:val="clear" w:color="auto" w:fill="0070C0"/>
-            <w:vAlign w:val="center"/>
-          </w:tcPr>
-          <w:p>
-            <w:pPr>
-              <w:ind w:left="0"/>
-              <w:rPr>
-                <w:rFonts w:hint="eastAsia"/>
-              </w:rPr>
-            </w:pPr>
+              <w:jc w:val="center"/>
+              <w:rPr>
+                <w:rFonts w:hint="eastAsia"/>
+              </w:rPr>
+            </w:pPr>
+            <w:r>
+              <w:rPr>
+                <w:rFonts w:hint="eastAsia"/>
+              </w:rPr>
+              <w:t>Header</w:t>
+            </w:r>
+          </w:p>
+          <w:p>
+            <w:pPr>
+              <w:ind w:left="0"/>
+              <w:jc w:val="center"/>
+            </w:pPr>
+            <w:r>
+              <w:rPr>
+                <w:rFonts w:hint="eastAsia"/>
+              </w:rPr>
+              <w:t>65535 byte</w:t>
+            </w:r>
           </w:p>
         </w:tc>
       </w:tr>
       <w:tr>
         <w:tc>
           <w:tcPr>
-            <w:tcW w:w="2445" w:type="dxa"/>
+            <w:tcW w:w="5563" w:type="dxa"/>
+            <w:tcBorders>
+              <w:bottom w:val="single" w:sz="6" w:space="0" w:color="000000" w:themeColor="text1"/>
+            </w:tcBorders>
             <w:shd w:val="clear" w:color="auto" w:fill="00B0F0"/>
             <w:vAlign w:val="center"/>
           </w:tcPr>
           <w:p>
             <w:pPr>
               <w:ind w:left="0"/>
-              <w:rPr>
-                <w:rFonts w:hint="eastAsia"/>
-              </w:rPr>
-            </w:pPr>
-            <w:r>
-              <w:rPr>
-                <w:rFonts w:hint="eastAsia"/>
-              </w:rPr>
-              <w:t>组数据类型</w:t>
-            </w:r>
-            <w:r>
-              <w:rPr>
-                <w:rFonts w:hint="eastAsia"/>
-              </w:rPr>
-              <w:t>(4)</w:t>
-            </w:r>
-          </w:p>
-        </w:tc>
-        <w:tc>
-          <w:tcPr>
-            <w:tcW w:w="1842" w:type="dxa"/>
-            <w:shd w:val="clear" w:color="auto" w:fill="00B0F0"/>
-            <w:vAlign w:val="center"/>
-          </w:tcPr>
-          <w:p>
-            <w:pPr>
-              <w:ind w:left="0"/>
-              <w:rPr>
-                <w:rFonts w:hint="eastAsia"/>
-              </w:rPr>
-            </w:pPr>
-            <w:r>
-              <w:rPr>
-                <w:rFonts w:hint="eastAsia"/>
-              </w:rPr>
-              <w:t>组信息长度</w:t>
-            </w:r>
-            <w:r>
-              <w:rPr>
-                <w:rFonts w:hint="eastAsia"/>
-              </w:rPr>
-              <w:t>(4)</w:t>
-            </w:r>
-          </w:p>
-        </w:tc>
-        <w:tc>
-          <w:tcPr>
-            <w:tcW w:w="3878" w:type="dxa"/>
-            <w:gridSpan w:val="2"/>
-            <w:shd w:val="clear" w:color="auto" w:fill="00B0F0"/>
-            <w:vAlign w:val="center"/>
-          </w:tcPr>
-          <w:p>
-            <w:pPr>
-              <w:ind w:left="0"/>
-              <w:rPr>
-                <w:rFonts w:hint="eastAsia"/>
-              </w:rPr>
-            </w:pPr>
+              <w:jc w:val="center"/>
+              <w:rPr>
+                <w:rFonts w:hint="eastAsia"/>
+              </w:rPr>
+            </w:pPr>
+            <w:r>
+              <w:rPr>
+                <w:rFonts w:hint="eastAsia"/>
+              </w:rPr>
+              <w:t>Group data</w:t>
+            </w:r>
+          </w:p>
+          <w:p>
+            <w:pPr>
+              <w:ind w:left="0"/>
+              <w:jc w:val="center"/>
+            </w:pPr>
+            <w:r>
+              <w:rPr>
+                <w:rFonts w:hint="eastAsia"/>
+              </w:rPr>
+              <w:t xml:space="preserve">144 </w:t>
+            </w:r>
+            <w:r>
+              <w:t>–</w:t>
+            </w:r>
+            <w:r>
+              <w:rPr>
+                <w:rFonts w:hint="eastAsia"/>
+              </w:rPr>
+              <w:t xml:space="preserve"> </w:t>
+            </w:r>
+            <w:r>
+              <w:rPr>
+                <w:rFonts w:hint="eastAsia"/>
+              </w:rPr>
+              <w:t>2412</w:t>
+            </w:r>
+            <w:r>
+              <w:rPr>
+                <w:rFonts w:hint="eastAsia"/>
+              </w:rPr>
+              <w:t xml:space="preserve"> byte</w:t>
+            </w:r>
           </w:p>
         </w:tc>
       </w:tr>
       <w:tr>
-        <w:tc>
-          <w:tcPr>
-            <w:tcW w:w="2445" w:type="dxa"/>
-            <w:shd w:val="clear" w:color="auto" w:fill="00B0F0"/>
+        <w:trPr>
+          <w:trHeight w:val="1580"/>
+        </w:trPr>
+        <w:tc>
+          <w:tcPr>
+            <w:tcW w:w="5563" w:type="dxa"/>
+            <w:tcBorders>
+              <w:top w:val="single" w:sz="6" w:space="0" w:color="000000" w:themeColor="text1"/>
+            </w:tcBorders>
+            <w:shd w:val="clear" w:color="auto" w:fill="92D050"/>
             <w:vAlign w:val="center"/>
           </w:tcPr>
           <w:p>
             <w:pPr>
               <w:ind w:left="0"/>
-              <w:rPr>
-                <w:rFonts w:hint="eastAsia"/>
-              </w:rPr>
-            </w:pPr>
-            <w:r>
-              <w:rPr>
-                <w:rFonts w:hint="eastAsia"/>
-              </w:rPr>
-              <w:t>组名长度</w:t>
-            </w:r>
-            <w:r>
-              <w:rPr>
-                <w:rFonts w:hint="eastAsia"/>
-              </w:rPr>
-              <w:t>(4)</w:t>
-            </w:r>
-          </w:p>
-        </w:tc>
-        <w:tc>
-          <w:tcPr>
-            <w:tcW w:w="1842" w:type="dxa"/>
-            <w:shd w:val="clear" w:color="auto" w:fill="00B0F0"/>
-            <w:vAlign w:val="center"/>
-          </w:tcPr>
-          <w:p>
-            <w:pPr>
-              <w:ind w:left="0"/>
-              <w:rPr>
-                <w:rFonts w:hint="eastAsia"/>
-              </w:rPr>
-            </w:pPr>
-            <w:r>
-              <w:rPr>
-                <w:rFonts w:hint="eastAsia"/>
-              </w:rPr>
-              <w:t>Group name</w:t>
-            </w:r>
-          </w:p>
-        </w:tc>
-        <w:tc>
-          <w:tcPr>
-            <w:tcW w:w="1852" w:type="dxa"/>
-            <w:shd w:val="clear" w:color="auto" w:fill="00B0F0"/>
-            <w:vAlign w:val="center"/>
-          </w:tcPr>
-          <w:p>
-            <w:pPr>
-              <w:ind w:left="0"/>
-              <w:rPr>
-                <w:rFonts w:hint="eastAsia"/>
-              </w:rPr>
-            </w:pPr>
-            <w:r>
-              <w:t>G</w:t>
-            </w:r>
-            <w:r>
-              <w:rPr>
-                <w:rFonts w:hint="eastAsia"/>
-              </w:rPr>
-              <w:t>roup id(4)</w:t>
-            </w:r>
-          </w:p>
-        </w:tc>
-        <w:tc>
-          <w:tcPr>
-            <w:tcW w:w="2026" w:type="dxa"/>
-            <w:shd w:val="clear" w:color="auto" w:fill="00B0F0"/>
-            <w:vAlign w:val="center"/>
-          </w:tcPr>
-          <w:p>
-            <w:pPr>
-              <w:ind w:left="0"/>
-              <w:rPr>
-                <w:rFonts w:hint="eastAsia"/>
-              </w:rPr>
-            </w:pPr>
-            <w:r>
-              <w:rPr>
-                <w:rFonts w:hint="eastAsia"/>
-              </w:rPr>
-              <w:t>数据节点个数</w:t>
-            </w:r>
-            <w:r>
-              <w:rPr>
-                <w:rFonts w:hint="eastAsia"/>
-              </w:rPr>
-              <w:t>(4)</w:t>
+              <w:jc w:val="center"/>
+            </w:pPr>
+            <w:r>
+              <w:t>C</w:t>
+            </w:r>
+            <w:r>
+              <w:rPr>
+                <w:rFonts w:hint="eastAsia"/>
+              </w:rPr>
+              <w:t>ollection2 and records data</w:t>
             </w:r>
           </w:p>
         </w:tc>
       </w:tr>
       <w:tr>
-        <w:tc>
-          <w:tcPr>
-            <w:tcW w:w="2445" w:type="dxa"/>
-            <w:shd w:val="clear" w:color="auto" w:fill="00B0F0"/>
-            <w:vAlign w:val="center"/>
-          </w:tcPr>
-          <w:p>
-            <w:pPr>
-              <w:ind w:left="0"/>
-              <w:rPr>
-                <w:rFonts w:hint="eastAsia"/>
-              </w:rPr>
-            </w:pPr>
-            <w:r>
-              <w:t>N</w:t>
-            </w:r>
-            <w:r>
-              <w:rPr>
-                <w:rFonts w:hint="eastAsia"/>
-              </w:rPr>
-              <w:t>ode1</w:t>
-            </w:r>
-            <w:r>
-              <w:rPr>
-                <w:rFonts w:hint="eastAsia"/>
-              </w:rPr>
-              <w:t>地址信息长度</w:t>
-            </w:r>
-            <w:r>
-              <w:rPr>
-                <w:rFonts w:hint="eastAsia"/>
-              </w:rPr>
-              <w:t>(4)</w:t>
-            </w:r>
-          </w:p>
-        </w:tc>
-        <w:tc>
-          <w:tcPr>
-            <w:tcW w:w="3694" w:type="dxa"/>
-            <w:gridSpan w:val="2"/>
-            <w:shd w:val="clear" w:color="auto" w:fill="00B0F0"/>
-            <w:vAlign w:val="center"/>
-          </w:tcPr>
-          <w:p>
-            <w:pPr>
-              <w:ind w:left="0"/>
-              <w:rPr>
-                <w:rFonts w:hint="eastAsia"/>
-              </w:rPr>
-            </w:pPr>
-            <w:r>
-              <w:t>H</w:t>
-            </w:r>
-            <w:r>
-              <w:rPr>
-                <w:rFonts w:hint="eastAsia"/>
-              </w:rPr>
-              <w:t>ostname:port</w:t>
-            </w:r>
-          </w:p>
-        </w:tc>
-        <w:tc>
-          <w:tcPr>
-            <w:tcW w:w="2026" w:type="dxa"/>
-            <w:shd w:val="clear" w:color="auto" w:fill="00B0F0"/>
-            <w:vAlign w:val="center"/>
-          </w:tcPr>
-          <w:p>
-            <w:pPr>
-              <w:ind w:left="0"/>
-              <w:rPr>
-                <w:rFonts w:hint="eastAsia"/>
-              </w:rPr>
-            </w:pPr>
-            <w:r>
-              <w:rPr>
-                <w:rFonts w:hint="eastAsia"/>
-              </w:rPr>
-              <w:t>Node1 id</w:t>
-            </w:r>
-          </w:p>
-        </w:tc>
-      </w:tr>
-      <w:tr>
-        <w:tc>
-          <w:tcPr>
-            <w:tcW w:w="2445" w:type="dxa"/>
-            <w:shd w:val="clear" w:color="auto" w:fill="00B0F0"/>
-            <w:vAlign w:val="center"/>
-          </w:tcPr>
-          <w:p>
-            <w:pPr>
-              <w:ind w:left="0"/>
-              <w:rPr>
-                <w:rFonts w:hint="eastAsia"/>
-              </w:rPr>
-            </w:pPr>
-            <w:r>
-              <w:t>N</w:t>
-            </w:r>
-            <w:r>
-              <w:rPr>
-                <w:rFonts w:hint="eastAsia"/>
-              </w:rPr>
-              <w:t>ode1</w:t>
-            </w:r>
-            <w:r>
-              <w:rPr>
-                <w:rFonts w:hint="eastAsia"/>
-              </w:rPr>
-              <w:t>地址信息长度</w:t>
-            </w:r>
-            <w:r>
-              <w:rPr>
-                <w:rFonts w:hint="eastAsia"/>
-              </w:rPr>
-              <w:t>(4)</w:t>
-            </w:r>
-          </w:p>
-        </w:tc>
-        <w:tc>
-          <w:tcPr>
-            <w:tcW w:w="3694" w:type="dxa"/>
-            <w:gridSpan w:val="2"/>
-            <w:shd w:val="clear" w:color="auto" w:fill="00B0F0"/>
-            <w:vAlign w:val="center"/>
-          </w:tcPr>
-          <w:p>
-            <w:pPr>
-              <w:ind w:left="0"/>
-              <w:rPr>
-                <w:rFonts w:hint="eastAsia"/>
-              </w:rPr>
-            </w:pPr>
-            <w:r>
-              <w:t>H</w:t>
-            </w:r>
-            <w:r>
-              <w:rPr>
-                <w:rFonts w:hint="eastAsia"/>
-              </w:rPr>
-              <w:t>ostname:port</w:t>
-            </w:r>
-          </w:p>
-        </w:tc>
-        <w:tc>
-          <w:tcPr>
-            <w:tcW w:w="2026" w:type="dxa"/>
-            <w:shd w:val="clear" w:color="auto" w:fill="00B0F0"/>
-            <w:vAlign w:val="center"/>
-          </w:tcPr>
-          <w:p>
-            <w:pPr>
-              <w:ind w:left="0"/>
-              <w:rPr>
-                <w:rFonts w:hint="eastAsia"/>
-              </w:rPr>
-            </w:pPr>
-            <w:r>
-              <w:rPr>
-                <w:rFonts w:hint="eastAsia"/>
-              </w:rPr>
-              <w:t>Node1 id</w:t>
-            </w:r>
-          </w:p>
-        </w:tc>
-      </w:tr>
-      <w:tr>
-        <w:tc>
-          <w:tcPr>
-            <w:tcW w:w="2445" w:type="dxa"/>
-            <w:shd w:val="clear" w:color="auto" w:fill="00B0F0"/>
-            <w:vAlign w:val="center"/>
-          </w:tcPr>
-          <w:p>
-            <w:pPr>
-              <w:ind w:left="0"/>
-              <w:rPr>
-                <w:rFonts w:hint="eastAsia"/>
-              </w:rPr>
-            </w:pPr>
-            <w:r>
-              <w:t>N</w:t>
-            </w:r>
-            <w:r>
-              <w:rPr>
-                <w:rFonts w:hint="eastAsia"/>
-              </w:rPr>
-              <w:t>ode1</w:t>
-            </w:r>
-            <w:r>
-              <w:rPr>
-                <w:rFonts w:hint="eastAsia"/>
-              </w:rPr>
-              <w:t>地址信息长度</w:t>
-            </w:r>
-            <w:r>
-              <w:rPr>
-                <w:rFonts w:hint="eastAsia"/>
-              </w:rPr>
-              <w:t>(4)</w:t>
-            </w:r>
-          </w:p>
-        </w:tc>
-        <w:tc>
-          <w:tcPr>
-            <w:tcW w:w="3694" w:type="dxa"/>
-            <w:gridSpan w:val="2"/>
-            <w:shd w:val="clear" w:color="auto" w:fill="00B0F0"/>
-            <w:vAlign w:val="center"/>
-          </w:tcPr>
-          <w:p>
-            <w:pPr>
-              <w:ind w:left="0"/>
-              <w:rPr>
-                <w:rFonts w:hint="eastAsia"/>
-              </w:rPr>
-            </w:pPr>
-            <w:r>
-              <w:t>H</w:t>
-            </w:r>
-            <w:r>
-              <w:rPr>
-                <w:rFonts w:hint="eastAsia"/>
-              </w:rPr>
-              <w:t>ostname:port</w:t>
-            </w:r>
-          </w:p>
-        </w:tc>
-        <w:tc>
-          <w:tcPr>
-            <w:tcW w:w="2026" w:type="dxa"/>
-            <w:shd w:val="clear" w:color="auto" w:fill="00B0F0"/>
-            <w:vAlign w:val="center"/>
-          </w:tcPr>
-          <w:p>
-            <w:pPr>
-              <w:ind w:left="0"/>
-              <w:rPr>
-                <w:rFonts w:hint="eastAsia"/>
-              </w:rPr>
-            </w:pPr>
-            <w:r>
-              <w:rPr>
-                <w:rFonts w:hint="eastAsia"/>
-              </w:rPr>
-              <w:t>Node1 id</w:t>
-            </w:r>
-          </w:p>
-        </w:tc>
-      </w:tr>
-      <w:tr>
-        <w:tc>
-          <w:tcPr>
-            <w:tcW w:w="8165" w:type="dxa"/>
-            <w:gridSpan w:val="4"/>
-            <w:shd w:val="clear" w:color="auto" w:fill="00B0F0"/>
-            <w:vAlign w:val="center"/>
-          </w:tcPr>
-          <w:p>
-            <w:pPr>
-              <w:ind w:left="0"/>
-              <w:rPr>
-                <w:rFonts w:hint="eastAsia"/>
-              </w:rPr>
-            </w:pPr>
-            <w:r>
-              <w:rPr>
-                <w:rFonts w:hint="eastAsia"/>
-              </w:rPr>
-              <w:t xml:space="preserve">More node </w:t>
-            </w:r>
-            <w:r>
-              <w:rPr>
-                <w:rFonts w:hint="eastAsia"/>
-              </w:rPr>
-              <w:t>……</w:t>
-            </w:r>
-          </w:p>
-        </w:tc>
-      </w:tr>
-      <w:tr>
-        <w:tc>
-          <w:tcPr>
-            <w:tcW w:w="2445" w:type="dxa"/>
-            <w:shd w:val="clear" w:color="auto" w:fill="92D050"/>
-            <w:vAlign w:val="center"/>
-          </w:tcPr>
-          <w:p>
-            <w:pPr>
-              <w:ind w:left="0"/>
-              <w:rPr>
-                <w:rFonts w:hint="eastAsia"/>
-              </w:rPr>
-            </w:pPr>
-            <w:r>
-              <w:rPr>
-                <w:rFonts w:hint="eastAsia"/>
-              </w:rPr>
-              <w:t>集合记录类型</w:t>
-            </w:r>
-            <w:r>
-              <w:rPr>
-                <w:rFonts w:hint="eastAsia"/>
-              </w:rPr>
-              <w:t>(4)</w:t>
-            </w:r>
-          </w:p>
-        </w:tc>
-        <w:tc>
-          <w:tcPr>
-            <w:tcW w:w="1842" w:type="dxa"/>
-            <w:shd w:val="clear" w:color="auto" w:fill="92D050"/>
-            <w:vAlign w:val="center"/>
-          </w:tcPr>
-          <w:p>
-            <w:pPr>
-              <w:ind w:left="0"/>
-              <w:rPr>
-                <w:rFonts w:hint="eastAsia"/>
-              </w:rPr>
-            </w:pPr>
-            <w:r>
-              <w:rPr>
-                <w:rFonts w:hint="eastAsia"/>
-              </w:rPr>
-              <w:t>数据长度</w:t>
-            </w:r>
-            <w:r>
-              <w:rPr>
-                <w:rFonts w:hint="eastAsia"/>
-              </w:rPr>
-              <w:t>(4)</w:t>
-            </w:r>
-          </w:p>
-        </w:tc>
-        <w:tc>
-          <w:tcPr>
-            <w:tcW w:w="3878" w:type="dxa"/>
-            <w:gridSpan w:val="2"/>
-            <w:shd w:val="clear" w:color="auto" w:fill="92D050"/>
-            <w:vAlign w:val="center"/>
-          </w:tcPr>
-          <w:p>
-            <w:pPr>
-              <w:ind w:left="0"/>
-              <w:rPr>
-                <w:rFonts w:hint="eastAsia"/>
-              </w:rPr>
-            </w:pPr>
-          </w:p>
-        </w:tc>
-      </w:tr>
-      <w:tr>
-        <w:tc>
-          <w:tcPr>
-            <w:tcW w:w="2445" w:type="dxa"/>
-            <w:shd w:val="clear" w:color="auto" w:fill="92D050"/>
-            <w:vAlign w:val="center"/>
-          </w:tcPr>
-          <w:p>
-            <w:pPr>
-              <w:ind w:left="0"/>
-              <w:rPr>
-                <w:rFonts w:hint="eastAsia"/>
-              </w:rPr>
-            </w:pPr>
-            <w:r>
-              <w:rPr>
-                <w:rFonts w:hint="eastAsia"/>
-              </w:rPr>
-              <w:t>集合空间名字长度</w:t>
-            </w:r>
-            <w:r>
-              <w:rPr>
-                <w:rFonts w:hint="eastAsia"/>
-              </w:rPr>
-              <w:t>(4)</w:t>
-            </w:r>
-          </w:p>
-        </w:tc>
-        <w:tc>
-          <w:tcPr>
-            <w:tcW w:w="1842" w:type="dxa"/>
-            <w:shd w:val="clear" w:color="auto" w:fill="92D050"/>
-            <w:vAlign w:val="center"/>
-          </w:tcPr>
-          <w:p>
-            <w:pPr>
-              <w:ind w:left="0"/>
-              <w:rPr>
-                <w:rFonts w:hint="eastAsia"/>
-              </w:rPr>
-            </w:pPr>
-            <w:r>
-              <w:rPr>
-                <w:rFonts w:hint="eastAsia"/>
-              </w:rPr>
-              <w:t>集合空间名</w:t>
-            </w:r>
-          </w:p>
-        </w:tc>
-        <w:tc>
-          <w:tcPr>
-            <w:tcW w:w="1852" w:type="dxa"/>
-            <w:shd w:val="clear" w:color="auto" w:fill="92D050"/>
-            <w:vAlign w:val="center"/>
-          </w:tcPr>
-          <w:p>
-            <w:pPr>
-              <w:ind w:left="0"/>
-              <w:rPr>
-                <w:rFonts w:hint="eastAsia"/>
-              </w:rPr>
-            </w:pPr>
-            <w:r>
-              <w:rPr>
-                <w:rFonts w:hint="eastAsia"/>
-              </w:rPr>
-              <w:t>集合名字长度</w:t>
-            </w:r>
-            <w:r>
-              <w:rPr>
-                <w:rFonts w:hint="eastAsia"/>
-              </w:rPr>
-              <w:t>(4)</w:t>
-            </w:r>
-          </w:p>
-        </w:tc>
-        <w:tc>
-          <w:tcPr>
-            <w:tcW w:w="2026" w:type="dxa"/>
-            <w:shd w:val="clear" w:color="auto" w:fill="92D050"/>
-            <w:vAlign w:val="center"/>
-          </w:tcPr>
-          <w:p>
-            <w:pPr>
-              <w:ind w:left="0"/>
-              <w:rPr>
-                <w:rFonts w:hint="eastAsia"/>
-              </w:rPr>
-            </w:pPr>
-            <w:r>
-              <w:rPr>
-                <w:rFonts w:hint="eastAsia"/>
-              </w:rPr>
-              <w:t>集合名</w:t>
-            </w:r>
-          </w:p>
-        </w:tc>
-      </w:tr>
-      <w:tr>
-        <w:tc>
-          <w:tcPr>
-            <w:tcW w:w="6139" w:type="dxa"/>
-            <w:gridSpan w:val="3"/>
-            <w:shd w:val="clear" w:color="auto" w:fill="92D050"/>
-            <w:vAlign w:val="center"/>
-          </w:tcPr>
-          <w:p>
-            <w:pPr>
-              <w:ind w:left="0"/>
-              <w:rPr>
-                <w:rFonts w:hint="eastAsia"/>
-              </w:rPr>
-            </w:pPr>
-            <w:r>
-              <w:rPr>
-                <w:rFonts w:hint="eastAsia"/>
-              </w:rPr>
-              <w:t>bson</w:t>
-            </w:r>
-          </w:p>
-        </w:tc>
-        <w:tc>
-          <w:tcPr>
-            <w:tcW w:w="2026" w:type="dxa"/>
-            <w:shd w:val="clear" w:color="auto" w:fill="92D050"/>
-            <w:vAlign w:val="center"/>
-          </w:tcPr>
-          <w:p>
-            <w:pPr>
-              <w:ind w:left="0"/>
-              <w:rPr>
-                <w:rFonts w:hint="eastAsia"/>
-              </w:rPr>
-            </w:pPr>
-            <w:r>
-              <w:t>C</w:t>
-            </w:r>
-            <w:r>
-              <w:rPr>
-                <w:rFonts w:hint="eastAsia"/>
-              </w:rPr>
-              <w:t>har(</w:t>
-            </w:r>
-            <w:r>
-              <w:rPr>
-                <w:rFonts w:hint="eastAsia"/>
-              </w:rPr>
-              <w:t>记录有无标记</w:t>
-            </w:r>
-            <w:r>
-              <w:rPr>
-                <w:rFonts w:hint="eastAsia"/>
-              </w:rPr>
-              <w:t>)</w:t>
-            </w:r>
-          </w:p>
-        </w:tc>
-      </w:tr>
-      <w:tr>
-        <w:tc>
-          <w:tcPr>
-            <w:tcW w:w="6139" w:type="dxa"/>
-            <w:gridSpan w:val="3"/>
-            <w:shd w:val="clear" w:color="auto" w:fill="92D050"/>
-            <w:vAlign w:val="center"/>
-          </w:tcPr>
-          <w:p>
-            <w:pPr>
-              <w:ind w:left="0"/>
-              <w:rPr>
-                <w:rFonts w:hint="eastAsia"/>
-              </w:rPr>
-            </w:pPr>
-            <w:r>
-              <w:rPr>
-                <w:rFonts w:hint="eastAsia"/>
-              </w:rPr>
-              <w:t>bson</w:t>
-            </w:r>
-          </w:p>
-        </w:tc>
-        <w:tc>
-          <w:tcPr>
-            <w:tcW w:w="2026" w:type="dxa"/>
-            <w:shd w:val="clear" w:color="auto" w:fill="92D050"/>
-            <w:vAlign w:val="center"/>
-          </w:tcPr>
-          <w:p>
-            <w:pPr>
-              <w:ind w:left="0"/>
-              <w:rPr>
-                <w:rFonts w:hint="eastAsia"/>
-              </w:rPr>
-            </w:pPr>
-            <w:r>
-              <w:t>C</w:t>
-            </w:r>
-            <w:r>
-              <w:rPr>
-                <w:rFonts w:hint="eastAsia"/>
-              </w:rPr>
-              <w:t>har(</w:t>
-            </w:r>
-            <w:r>
-              <w:rPr>
-                <w:rFonts w:hint="eastAsia"/>
-              </w:rPr>
-              <w:t>记录有无标记</w:t>
-            </w:r>
-            <w:r>
-              <w:rPr>
-                <w:rFonts w:hint="eastAsia"/>
-              </w:rPr>
-              <w:t>)</w:t>
-            </w:r>
-          </w:p>
-        </w:tc>
-      </w:tr>
-      <w:tr>
-        <w:tc>
-          <w:tcPr>
-            <w:tcW w:w="6139" w:type="dxa"/>
-            <w:gridSpan w:val="3"/>
-            <w:shd w:val="clear" w:color="auto" w:fill="92D050"/>
-            <w:vAlign w:val="center"/>
-          </w:tcPr>
-          <w:p>
-            <w:pPr>
-              <w:ind w:left="0"/>
-              <w:rPr>
-                <w:rFonts w:hint="eastAsia"/>
-              </w:rPr>
-            </w:pPr>
-            <w:r>
-              <w:rPr>
-                <w:rFonts w:hint="eastAsia"/>
-              </w:rPr>
-              <w:t>bson</w:t>
-            </w:r>
-          </w:p>
-        </w:tc>
-        <w:tc>
-          <w:tcPr>
-            <w:tcW w:w="2026" w:type="dxa"/>
-            <w:shd w:val="clear" w:color="auto" w:fill="92D050"/>
-            <w:vAlign w:val="center"/>
-          </w:tcPr>
-          <w:p>
-            <w:pPr>
-              <w:ind w:left="0"/>
-              <w:rPr>
-                <w:rFonts w:hint="eastAsia"/>
-              </w:rPr>
-            </w:pPr>
-            <w:r>
-              <w:t>C</w:t>
-            </w:r>
-            <w:r>
-              <w:rPr>
-                <w:rFonts w:hint="eastAsia"/>
-              </w:rPr>
-              <w:t>har(</w:t>
-            </w:r>
-            <w:r>
-              <w:rPr>
-                <w:rFonts w:hint="eastAsia"/>
-              </w:rPr>
-              <w:t>记录有无标记</w:t>
-            </w:r>
-            <w:r>
-              <w:rPr>
-                <w:rFonts w:hint="eastAsia"/>
-              </w:rPr>
-              <w:t>)</w:t>
-            </w:r>
-          </w:p>
-        </w:tc>
-      </w:tr>
-      <w:tr>
-        <w:tc>
-          <w:tcPr>
-            <w:tcW w:w="6139" w:type="dxa"/>
-            <w:gridSpan w:val="3"/>
-            <w:shd w:val="clear" w:color="auto" w:fill="92D050"/>
-            <w:vAlign w:val="center"/>
-          </w:tcPr>
-          <w:p>
-            <w:pPr>
-              <w:ind w:left="0"/>
-              <w:rPr>
-                <w:rFonts w:hint="eastAsia"/>
-              </w:rPr>
-            </w:pPr>
-            <w:r>
-              <w:rPr>
-                <w:rFonts w:hint="eastAsia"/>
-              </w:rPr>
-              <w:t>bson</w:t>
-            </w:r>
-          </w:p>
-        </w:tc>
-        <w:tc>
-          <w:tcPr>
-            <w:tcW w:w="2026" w:type="dxa"/>
-            <w:shd w:val="clear" w:color="auto" w:fill="92D050"/>
-            <w:vAlign w:val="center"/>
-          </w:tcPr>
-          <w:p>
-            <w:pPr>
-              <w:ind w:left="0"/>
-              <w:rPr>
-                <w:rFonts w:hint="eastAsia"/>
-              </w:rPr>
-            </w:pPr>
-            <w:r>
-              <w:t>C</w:t>
-            </w:r>
-            <w:r>
-              <w:rPr>
-                <w:rFonts w:hint="eastAsia"/>
-              </w:rPr>
-              <w:t>har(</w:t>
-            </w:r>
-            <w:r>
-              <w:rPr>
-                <w:rFonts w:hint="eastAsia"/>
-              </w:rPr>
-              <w:t>记录有无标记</w:t>
-            </w:r>
-            <w:r>
-              <w:rPr>
-                <w:rFonts w:hint="eastAsia"/>
-              </w:rPr>
-              <w:t>)</w:t>
-            </w:r>
-          </w:p>
-        </w:tc>
-      </w:tr>
-      <w:tr>
-        <w:tc>
-          <w:tcPr>
-            <w:tcW w:w="6139" w:type="dxa"/>
-            <w:gridSpan w:val="3"/>
-            <w:shd w:val="clear" w:color="auto" w:fill="92D050"/>
-            <w:vAlign w:val="center"/>
-          </w:tcPr>
-          <w:p>
-            <w:pPr>
-              <w:ind w:left="0"/>
-              <w:rPr>
-                <w:rFonts w:hint="eastAsia"/>
-              </w:rPr>
-            </w:pPr>
-            <w:r>
-              <w:rPr>
-                <w:rFonts w:hint="eastAsia"/>
-              </w:rPr>
-              <w:t>bson</w:t>
-            </w:r>
-          </w:p>
-        </w:tc>
-        <w:tc>
-          <w:tcPr>
-            <w:tcW w:w="2026" w:type="dxa"/>
-            <w:shd w:val="clear" w:color="auto" w:fill="92D050"/>
-            <w:vAlign w:val="center"/>
-          </w:tcPr>
-          <w:p>
-            <w:pPr>
-              <w:ind w:left="0"/>
-              <w:rPr>
-                <w:rFonts w:hint="eastAsia"/>
-              </w:rPr>
-            </w:pPr>
-            <w:r>
-              <w:t>C</w:t>
-            </w:r>
-            <w:r>
-              <w:rPr>
-                <w:rFonts w:hint="eastAsia"/>
-              </w:rPr>
-              <w:t>har(</w:t>
-            </w:r>
-            <w:r>
-              <w:rPr>
-                <w:rFonts w:hint="eastAsia"/>
-              </w:rPr>
-              <w:t>记录有无标记</w:t>
-            </w:r>
-            <w:r>
-              <w:rPr>
-                <w:rFonts w:hint="eastAsia"/>
-              </w:rPr>
-              <w:t>)</w:t>
-            </w:r>
-          </w:p>
-        </w:tc>
-      </w:tr>
-      <w:tr>
-        <w:tc>
-          <w:tcPr>
-            <w:tcW w:w="6139" w:type="dxa"/>
-            <w:gridSpan w:val="3"/>
-            <w:shd w:val="clear" w:color="auto" w:fill="92D050"/>
-            <w:vAlign w:val="center"/>
-          </w:tcPr>
-          <w:p>
-            <w:pPr>
-              <w:ind w:left="0"/>
-              <w:rPr>
-                <w:rFonts w:hint="eastAsia"/>
-              </w:rPr>
-            </w:pPr>
-            <w:r>
-              <w:rPr>
-                <w:rFonts w:hint="eastAsia"/>
-              </w:rPr>
-              <w:t>bson</w:t>
-            </w:r>
-          </w:p>
-        </w:tc>
-        <w:tc>
-          <w:tcPr>
-            <w:tcW w:w="2026" w:type="dxa"/>
-            <w:shd w:val="clear" w:color="auto" w:fill="92D050"/>
-            <w:vAlign w:val="center"/>
-          </w:tcPr>
-          <w:p>
-            <w:pPr>
-              <w:ind w:left="0"/>
-              <w:rPr>
-                <w:rFonts w:hint="eastAsia"/>
-              </w:rPr>
-            </w:pPr>
-            <w:r>
-              <w:t>C</w:t>
-            </w:r>
-            <w:r>
-              <w:rPr>
-                <w:rFonts w:hint="eastAsia"/>
-              </w:rPr>
-              <w:t>har(</w:t>
-            </w:r>
-            <w:r>
-              <w:rPr>
-                <w:rFonts w:hint="eastAsia"/>
-              </w:rPr>
-              <w:t>记录有无标记</w:t>
-            </w:r>
-            <w:r>
-              <w:rPr>
-                <w:rFonts w:hint="eastAsia"/>
-              </w:rPr>
-              <w:t>)</w:t>
-            </w:r>
-          </w:p>
-        </w:tc>
-      </w:tr>
-      <w:tr>
-        <w:tc>
-          <w:tcPr>
-            <w:tcW w:w="6139" w:type="dxa"/>
-            <w:gridSpan w:val="3"/>
-            <w:shd w:val="clear" w:color="auto" w:fill="92D050"/>
-            <w:vAlign w:val="center"/>
-          </w:tcPr>
-          <w:p>
-            <w:pPr>
-              <w:ind w:left="0"/>
-              <w:rPr>
-                <w:rFonts w:hint="eastAsia"/>
-              </w:rPr>
-            </w:pPr>
-            <w:r>
-              <w:rPr>
-                <w:rFonts w:hint="eastAsia"/>
-              </w:rPr>
-              <w:lastRenderedPageBreak/>
-              <w:t>bson</w:t>
-            </w:r>
-          </w:p>
-        </w:tc>
-        <w:tc>
-          <w:tcPr>
-            <w:tcW w:w="2026" w:type="dxa"/>
-            <w:shd w:val="clear" w:color="auto" w:fill="92D050"/>
-            <w:vAlign w:val="center"/>
-          </w:tcPr>
-          <w:p>
-            <w:pPr>
-              <w:ind w:left="0"/>
-              <w:rPr>
-                <w:rFonts w:hint="eastAsia"/>
-              </w:rPr>
-            </w:pPr>
-            <w:r>
-              <w:t>C</w:t>
-            </w:r>
-            <w:r>
-              <w:rPr>
-                <w:rFonts w:hint="eastAsia"/>
-              </w:rPr>
-              <w:t>har(</w:t>
-            </w:r>
-            <w:r>
-              <w:rPr>
-                <w:rFonts w:hint="eastAsia"/>
-              </w:rPr>
-              <w:t>记录有无标记</w:t>
-            </w:r>
-            <w:r>
-              <w:rPr>
-                <w:rFonts w:hint="eastAsia"/>
-              </w:rPr>
-              <w:t>)</w:t>
-            </w:r>
-          </w:p>
-        </w:tc>
-      </w:tr>
-      <w:tr>
-        <w:tc>
-          <w:tcPr>
-            <w:tcW w:w="6139" w:type="dxa"/>
-            <w:gridSpan w:val="3"/>
-            <w:shd w:val="clear" w:color="auto" w:fill="92D050"/>
-            <w:vAlign w:val="center"/>
-          </w:tcPr>
-          <w:p>
-            <w:pPr>
-              <w:ind w:left="0"/>
-              <w:rPr>
-                <w:rFonts w:hint="eastAsia"/>
-              </w:rPr>
-            </w:pPr>
-            <w:r>
-              <w:rPr>
-                <w:rFonts w:hint="eastAsia"/>
-              </w:rPr>
-              <w:t>……</w:t>
-            </w:r>
-          </w:p>
-        </w:tc>
-        <w:tc>
-          <w:tcPr>
-            <w:tcW w:w="2026" w:type="dxa"/>
-            <w:shd w:val="clear" w:color="auto" w:fill="92D050"/>
-            <w:vAlign w:val="center"/>
-          </w:tcPr>
-          <w:p>
-            <w:pPr>
-              <w:ind w:left="0"/>
-              <w:rPr>
-                <w:rFonts w:hint="eastAsia"/>
-              </w:rPr>
-            </w:pPr>
-          </w:p>
-        </w:tc>
-      </w:tr>
-      <w:tr>
-        <w:tc>
-          <w:tcPr>
-            <w:tcW w:w="8165" w:type="dxa"/>
-            <w:gridSpan w:val="4"/>
+        <w:trPr>
+          <w:trHeight w:val="345"/>
+        </w:trPr>
+        <w:tc>
+          <w:tcPr>
+            <w:tcW w:w="5563" w:type="dxa"/>
             <w:shd w:val="clear" w:color="auto" w:fill="7030A0"/>
             <w:vAlign w:val="center"/>
           </w:tcPr>
           <w:p>
             <w:pPr>
               <w:ind w:left="0"/>
-              <w:rPr>
-                <w:rFonts w:hint="eastAsia"/>
-              </w:rPr>
-            </w:pPr>
-            <w:r>
-              <w:t>I</w:t>
-            </w:r>
-            <w:r>
-              <w:rPr>
-                <w:rFonts w:hint="eastAsia"/>
-              </w:rPr>
-              <w:t>nspect exit reason</w:t>
+              <w:jc w:val="center"/>
+            </w:pPr>
+            <w:r>
+              <w:t>E</w:t>
+            </w:r>
+            <w:r>
+              <w:rPr>
+                <w:rFonts w:hint="eastAsia"/>
+              </w:rPr>
+              <w:t>xit code</w:t>
             </w:r>
           </w:p>
         </w:tc>
@@ -4332,32 +3281,10 @@
     </w:tbl>
     <w:p>
       <w:pPr>
-        <w:ind w:left="0"/>
-        <w:rPr>
-          <w:rFonts w:hint="eastAsia"/>
-        </w:rPr>
-      </w:pPr>
-      <w:r>
-        <w:t>R</w:t>
-      </w:r>
-      <w:r>
-        <w:rPr>
-          <w:rFonts w:hint="eastAsia"/>
-        </w:rPr>
-        <w:t xml:space="preserve">eport </w:t>
-      </w:r>
-      <w:r>
-        <w:rPr>
-          <w:rFonts w:hint="eastAsia"/>
-        </w:rPr>
-        <w:t>格式</w:t>
-      </w:r>
-      <w:r>
-        <w:rPr>
-          <w:rFonts w:hint="eastAsia"/>
-        </w:rPr>
-        <w:t xml:space="preserve"> </w:t>
-      </w:r>
+        <w:rPr>
+          <w:rFonts w:hint="eastAsia"/>
+        </w:rPr>
+      </w:pPr>
     </w:p>
     <w:p>
       <w:pPr>
@@ -4369,13 +3296,7 @@
         <w:rPr>
           <w:rFonts w:hint="eastAsia"/>
         </w:rPr>
-        <w:t>Group</w:t>
-      </w:r>
-      <w:r>
-        <w:rPr>
-          <w:rFonts w:hint="eastAsia"/>
-        </w:rPr>
-        <w:t xml:space="preserve"> ID</w:t>
+        <w:t>PS</w:t>
       </w:r>
       <w:r>
         <w:rPr>
@@ -4387,7 +3308,37 @@
         <w:rPr>
           <w:rFonts w:hint="eastAsia"/>
         </w:rPr>
-        <w:t xml:space="preserve">   1</w:t>
+        <w:t xml:space="preserve"> </w:t>
+      </w:r>
+      <w:r>
+        <w:rPr>
+          <w:rFonts w:hint="eastAsia"/>
+        </w:rPr>
+        <w:t>根据检查的选项不同，</w:t>
+      </w:r>
+      <w:r>
+        <w:rPr>
+          <w:rFonts w:hint="eastAsia"/>
+        </w:rPr>
+        <w:t xml:space="preserve">Group data </w:t>
+      </w:r>
+      <w:r>
+        <w:rPr>
+          <w:rFonts w:hint="eastAsia"/>
+        </w:rPr>
+        <w:t>部分和</w:t>
+      </w:r>
+      <w:r>
+        <w:rPr>
+          <w:rFonts w:hint="eastAsia"/>
+        </w:rPr>
+        <w:t xml:space="preserve"> Collection and rcords data</w:t>
+      </w:r>
+      <w:r>
+        <w:rPr>
+          <w:rFonts w:hint="eastAsia"/>
+        </w:rPr>
+        <w:t>部分有多个</w:t>
       </w:r>
     </w:p>
     <w:p>
@@ -4396,24 +3347,6 @@
           <w:rFonts w:hint="eastAsia"/>
         </w:rPr>
       </w:pPr>
-      <w:r>
-        <w:rPr>
-          <w:rFonts w:hint="eastAsia"/>
-        </w:rPr>
-        <w:t>Group Name</w:t>
-      </w:r>
-      <w:r>
-        <w:rPr>
-          <w:rFonts w:hint="eastAsia"/>
-        </w:rPr>
-        <w:t>：</w:t>
-      </w:r>
-      <w:r>
-        <w:rPr>
-          <w:rFonts w:hint="eastAsia"/>
-        </w:rPr>
-        <w:t>data_group</w:t>
-      </w:r>
     </w:p>
     <w:p>
       <w:pPr>
@@ -4421,12 +3354,6 @@
           <w:rFonts w:hint="eastAsia"/>
         </w:rPr>
       </w:pPr>
-      <w:r>
-        <w:rPr>
-          <w:rFonts w:hint="eastAsia"/>
-        </w:rPr>
-        <w:t>Node1 ID:    1000</w:t>
-      </w:r>
     </w:p>
     <w:p>
       <w:pPr>
@@ -4438,8 +3365,225 @@
         <w:rPr>
           <w:rFonts w:hint="eastAsia"/>
         </w:rPr>
-        <w:t>Node1 host:  192.168.20.111</w:t>
-      </w:r>
+        <w:lastRenderedPageBreak/>
+        <w:t xml:space="preserve"> </w:t>
+      </w:r>
+      <w:r>
+        <w:rPr>
+          <w:rFonts w:hint="eastAsia"/>
+        </w:rPr>
+        <w:t>组及节点信息</w:t>
+      </w:r>
+    </w:p>
+    <w:tbl>
+      <w:tblPr>
+        <w:tblStyle w:val="TableGrid"/>
+        <w:tblW w:w="8115" w:type="dxa"/>
+        <w:tblInd w:w="357" w:type="dxa"/>
+        <w:tblLayout w:type="fixed"/>
+        <w:tblLook w:val="04A0"/>
+      </w:tblPr>
+      <w:tblGrid>
+        <w:gridCol w:w="850"/>
+        <w:gridCol w:w="850"/>
+        <w:gridCol w:w="851"/>
+        <w:gridCol w:w="850"/>
+        <w:gridCol w:w="2020"/>
+        <w:gridCol w:w="2694"/>
+      </w:tblGrid>
+      <w:tr>
+        <w:tc>
+          <w:tcPr>
+            <w:tcW w:w="850" w:type="dxa"/>
+            <w:vAlign w:val="center"/>
+          </w:tcPr>
+          <w:p>
+            <w:pPr>
+              <w:ind w:left="0"/>
+              <w:jc w:val="center"/>
+              <w:rPr>
+                <w:rFonts w:hint="eastAsia"/>
+              </w:rPr>
+            </w:pPr>
+            <w:r>
+              <w:rPr>
+                <w:rFonts w:hint="eastAsia"/>
+              </w:rPr>
+              <w:t>Group</w:t>
+            </w:r>
+          </w:p>
+          <w:p>
+            <w:pPr>
+              <w:ind w:left="0"/>
+              <w:jc w:val="center"/>
+            </w:pPr>
+            <w:r>
+              <w:rPr>
+                <w:rFonts w:hint="eastAsia"/>
+              </w:rPr>
+              <w:t>TYPE</w:t>
+            </w:r>
+          </w:p>
+        </w:tc>
+        <w:tc>
+          <w:tcPr>
+            <w:tcW w:w="850" w:type="dxa"/>
+            <w:vAlign w:val="center"/>
+          </w:tcPr>
+          <w:p>
+            <w:pPr>
+              <w:ind w:left="0"/>
+              <w:jc w:val="center"/>
+            </w:pPr>
+            <w:r>
+              <w:rPr>
+                <w:rFonts w:hint="eastAsia"/>
+              </w:rPr>
+              <w:t>LEN</w:t>
+            </w:r>
+          </w:p>
+        </w:tc>
+        <w:tc>
+          <w:tcPr>
+            <w:tcW w:w="851" w:type="dxa"/>
+            <w:vAlign w:val="center"/>
+          </w:tcPr>
+          <w:p>
+            <w:pPr>
+              <w:ind w:left="0"/>
+              <w:jc w:val="center"/>
+              <w:rPr>
+                <w:rFonts w:hint="eastAsia"/>
+              </w:rPr>
+            </w:pPr>
+            <w:r>
+              <w:rPr>
+                <w:rFonts w:hint="eastAsia"/>
+              </w:rPr>
+              <w:t>Group</w:t>
+            </w:r>
+          </w:p>
+          <w:p>
+            <w:pPr>
+              <w:ind w:left="0"/>
+              <w:jc w:val="center"/>
+            </w:pPr>
+            <w:r>
+              <w:rPr>
+                <w:rFonts w:hint="eastAsia"/>
+              </w:rPr>
+              <w:t>ID</w:t>
+            </w:r>
+          </w:p>
+        </w:tc>
+        <w:tc>
+          <w:tcPr>
+            <w:tcW w:w="850" w:type="dxa"/>
+            <w:vAlign w:val="center"/>
+          </w:tcPr>
+          <w:p>
+            <w:pPr>
+              <w:ind w:left="0"/>
+              <w:jc w:val="center"/>
+              <w:rPr>
+                <w:rFonts w:hint="eastAsia"/>
+              </w:rPr>
+            </w:pPr>
+            <w:r>
+              <w:rPr>
+                <w:rFonts w:hint="eastAsia"/>
+              </w:rPr>
+              <w:t>Node</w:t>
+            </w:r>
+          </w:p>
+          <w:p>
+            <w:pPr>
+              <w:ind w:left="0"/>
+              <w:jc w:val="center"/>
+            </w:pPr>
+            <w:r>
+              <w:rPr>
+                <w:rFonts w:hint="eastAsia"/>
+              </w:rPr>
+              <w:t>Count</w:t>
+            </w:r>
+          </w:p>
+        </w:tc>
+        <w:tc>
+          <w:tcPr>
+            <w:tcW w:w="2020" w:type="dxa"/>
+            <w:vAlign w:val="center"/>
+          </w:tcPr>
+          <w:p>
+            <w:pPr>
+              <w:ind w:left="0"/>
+              <w:jc w:val="center"/>
+              <w:rPr>
+                <w:rFonts w:hint="eastAsia"/>
+              </w:rPr>
+            </w:pPr>
+            <w:r>
+              <w:rPr>
+                <w:rFonts w:hint="eastAsia"/>
+              </w:rPr>
+              <w:t>Group</w:t>
+            </w:r>
+          </w:p>
+          <w:p>
+            <w:pPr>
+              <w:ind w:left="0"/>
+              <w:jc w:val="center"/>
+            </w:pPr>
+            <w:r>
+              <w:rPr>
+                <w:rFonts w:hint="eastAsia"/>
+              </w:rPr>
+              <w:t>Name</w:t>
+            </w:r>
+          </w:p>
+        </w:tc>
+        <w:tc>
+          <w:tcPr>
+            <w:tcW w:w="2694" w:type="dxa"/>
+          </w:tcPr>
+          <w:p>
+            <w:pPr>
+              <w:ind w:left="0"/>
+            </w:pPr>
+          </w:p>
+        </w:tc>
+      </w:tr>
+      <w:tr>
+        <w:trPr>
+          <w:trHeight w:val="1278"/>
+        </w:trPr>
+        <w:tc>
+          <w:tcPr>
+            <w:tcW w:w="8115" w:type="dxa"/>
+            <w:gridSpan w:val="6"/>
+            <w:vAlign w:val="center"/>
+          </w:tcPr>
+          <w:p>
+            <w:pPr>
+              <w:ind w:left="0"/>
+              <w:jc w:val="center"/>
+            </w:pPr>
+            <w:r>
+              <w:rPr>
+                <w:rFonts w:hint="eastAsia"/>
+              </w:rPr>
+              <w:t>Node Address</w:t>
+            </w:r>
+          </w:p>
+        </w:tc>
+      </w:tr>
+    </w:tbl>
+    <w:p>
+      <w:pPr>
+        <w:rPr>
+          <w:rFonts w:hint="eastAsia"/>
+        </w:rPr>
+      </w:pPr>
     </w:p>
     <w:p>
       <w:pPr>
@@ -4451,518 +3595,628 @@
         <w:rPr>
           <w:rFonts w:hint="eastAsia"/>
         </w:rPr>
-        <w:t>Node1 port:  11820</w:t>
+        <w:t>集合信息及不同记录</w:t>
+      </w:r>
+    </w:p>
+    <w:tbl>
+      <w:tblPr>
+        <w:tblStyle w:val="TableGrid"/>
+        <w:tblW w:w="8165" w:type="dxa"/>
+        <w:tblInd w:w="357" w:type="dxa"/>
+        <w:tblLook w:val="04A0"/>
+      </w:tblPr>
+      <w:tblGrid>
+        <w:gridCol w:w="850"/>
+        <w:gridCol w:w="850"/>
+        <w:gridCol w:w="850"/>
+        <w:gridCol w:w="2446"/>
+        <w:gridCol w:w="1985"/>
+        <w:gridCol w:w="1184"/>
+      </w:tblGrid>
+      <w:tr>
+        <w:tc>
+          <w:tcPr>
+            <w:tcW w:w="850" w:type="dxa"/>
+            <w:vAlign w:val="center"/>
+          </w:tcPr>
+          <w:p>
+            <w:pPr>
+              <w:ind w:left="0"/>
+              <w:jc w:val="center"/>
+              <w:rPr>
+                <w:rFonts w:hint="eastAsia"/>
+              </w:rPr>
+            </w:pPr>
+            <w:r>
+              <w:rPr>
+                <w:rFonts w:hint="eastAsia"/>
+              </w:rPr>
+              <w:t>CL</w:t>
+            </w:r>
+          </w:p>
+          <w:p>
+            <w:pPr>
+              <w:ind w:left="0"/>
+              <w:jc w:val="center"/>
+            </w:pPr>
+            <w:r>
+              <w:rPr>
+                <w:rFonts w:hint="eastAsia"/>
+              </w:rPr>
+              <w:t>TYPE</w:t>
+            </w:r>
+          </w:p>
+        </w:tc>
+        <w:tc>
+          <w:tcPr>
+            <w:tcW w:w="850" w:type="dxa"/>
+            <w:vAlign w:val="center"/>
+          </w:tcPr>
+          <w:p>
+            <w:pPr>
+              <w:ind w:left="0"/>
+              <w:jc w:val="center"/>
+            </w:pPr>
+            <w:r>
+              <w:rPr>
+                <w:rFonts w:hint="eastAsia"/>
+              </w:rPr>
+              <w:t>LEN</w:t>
+            </w:r>
+          </w:p>
+        </w:tc>
+        <w:tc>
+          <w:tcPr>
+            <w:tcW w:w="850" w:type="dxa"/>
+            <w:vAlign w:val="center"/>
+          </w:tcPr>
+          <w:p>
+            <w:pPr>
+              <w:ind w:left="0"/>
+              <w:jc w:val="center"/>
+            </w:pPr>
+            <w:r>
+              <w:rPr>
+                <w:rFonts w:hint="eastAsia"/>
+              </w:rPr>
+              <w:t>Record Count</w:t>
+            </w:r>
+          </w:p>
+        </w:tc>
+        <w:tc>
+          <w:tcPr>
+            <w:tcW w:w="2446" w:type="dxa"/>
+            <w:vAlign w:val="center"/>
+          </w:tcPr>
+          <w:p>
+            <w:pPr>
+              <w:ind w:left="0"/>
+              <w:jc w:val="center"/>
+              <w:rPr>
+                <w:rFonts w:hint="eastAsia"/>
+              </w:rPr>
+            </w:pPr>
+            <w:r>
+              <w:rPr>
+                <w:rFonts w:hint="eastAsia"/>
+              </w:rPr>
+              <w:t>CL</w:t>
+            </w:r>
+          </w:p>
+          <w:p>
+            <w:pPr>
+              <w:ind w:left="0"/>
+              <w:jc w:val="center"/>
+            </w:pPr>
+            <w:r>
+              <w:rPr>
+                <w:rFonts w:hint="eastAsia"/>
+              </w:rPr>
+              <w:t>NAME</w:t>
+            </w:r>
+          </w:p>
+        </w:tc>
+        <w:tc>
+          <w:tcPr>
+            <w:tcW w:w="3169" w:type="dxa"/>
+            <w:gridSpan w:val="2"/>
+            <w:vAlign w:val="center"/>
+          </w:tcPr>
+          <w:p>
+            <w:pPr>
+              <w:ind w:left="0"/>
+              <w:jc w:val="center"/>
+            </w:pPr>
+          </w:p>
+        </w:tc>
+      </w:tr>
+      <w:tr>
+        <w:trPr>
+          <w:trHeight w:val="1922"/>
+        </w:trPr>
+        <w:tc>
+          <w:tcPr>
+            <w:tcW w:w="6981" w:type="dxa"/>
+            <w:gridSpan w:val="5"/>
+            <w:vAlign w:val="center"/>
+          </w:tcPr>
+          <w:p>
+            <w:pPr>
+              <w:ind w:left="0"/>
+              <w:jc w:val="center"/>
+            </w:pPr>
+            <w:r>
+              <w:t>B</w:t>
+            </w:r>
+            <w:r>
+              <w:rPr>
+                <w:rFonts w:hint="eastAsia"/>
+              </w:rPr>
+              <w:t>SONObj</w:t>
+            </w:r>
+          </w:p>
+        </w:tc>
+        <w:tc>
+          <w:tcPr>
+            <w:tcW w:w="1184" w:type="dxa"/>
+            <w:vAlign w:val="center"/>
+          </w:tcPr>
+          <w:p>
+            <w:pPr>
+              <w:ind w:left="0"/>
+              <w:jc w:val="center"/>
+            </w:pPr>
+            <w:r>
+              <w:t>N</w:t>
+            </w:r>
+            <w:r>
+              <w:rPr>
+                <w:rFonts w:hint="eastAsia"/>
+              </w:rPr>
+              <w:t>ode state</w:t>
+            </w:r>
+          </w:p>
+        </w:tc>
+      </w:tr>
+    </w:tbl>
+    <w:p/>
+    <w:p>
+      <w:pPr>
+        <w:ind w:left="0"/>
+      </w:pPr>
+      <w:r>
+        <w:t>R</w:t>
+      </w:r>
+      <w:r>
+        <w:rPr>
+          <w:rFonts w:hint="eastAsia"/>
+        </w:rPr>
+        <w:t xml:space="preserve">eport </w:t>
+      </w:r>
+      <w:r>
+        <w:rPr>
+          <w:rFonts w:hint="eastAsia"/>
+        </w:rPr>
+        <w:t>格式</w:t>
+      </w:r>
+      <w:r>
+        <w:rPr>
+          <w:rFonts w:hint="eastAsia"/>
+        </w:rPr>
+        <w:t xml:space="preserve"> </w:t>
       </w:r>
     </w:p>
     <w:p>
-      <w:pPr>
-        <w:rPr>
-          <w:rFonts w:hint="eastAsia"/>
-        </w:rPr>
-      </w:pPr>
-      <w:r>
-        <w:rPr>
-          <w:rFonts w:hint="eastAsia"/>
-        </w:rPr>
-        <w:t>Node2 ID:   1001</w:t>
+      <w:r>
+        <w:rPr>
+          <w:rFonts w:hint="eastAsia"/>
+        </w:rPr>
+        <w:t>Group</w:t>
+      </w:r>
+      <w:r>
+        <w:rPr>
+          <w:rFonts w:hint="eastAsia"/>
+        </w:rPr>
+        <w:t xml:space="preserve"> ID</w:t>
+      </w:r>
+      <w:r>
+        <w:rPr>
+          <w:rFonts w:hint="eastAsia"/>
+        </w:rPr>
+        <w:t>：</w:t>
+      </w:r>
+      <w:r>
+        <w:rPr>
+          <w:rFonts w:hint="eastAsia"/>
+        </w:rPr>
+        <w:t xml:space="preserve">   1</w:t>
       </w:r>
     </w:p>
     <w:p>
-      <w:pPr>
-        <w:rPr>
-          <w:rFonts w:hint="eastAsia"/>
-        </w:rPr>
-      </w:pPr>
-      <w:r>
-        <w:rPr>
-          <w:rFonts w:hint="eastAsia"/>
-        </w:rPr>
-        <w:t>Node1 host:  192.168.20.112</w:t>
+      <w:r>
+        <w:rPr>
+          <w:rFonts w:hint="eastAsia"/>
+        </w:rPr>
+        <w:t>Group Name</w:t>
+      </w:r>
+      <w:r>
+        <w:rPr>
+          <w:rFonts w:hint="eastAsia"/>
+        </w:rPr>
+        <w:t>：</w:t>
+      </w:r>
+      <w:r>
+        <w:rPr>
+          <w:rFonts w:hint="eastAsia"/>
+        </w:rPr>
+        <w:t>data_group</w:t>
       </w:r>
     </w:p>
     <w:p>
-      <w:pPr>
-        <w:rPr>
-          <w:rFonts w:hint="eastAsia"/>
-        </w:rPr>
-      </w:pPr>
-      <w:r>
-        <w:rPr>
-          <w:rFonts w:hint="eastAsia"/>
-        </w:rPr>
-        <w:t>Node1 port:  11830</w:t>
+      <w:r>
+        <w:rPr>
+          <w:rFonts w:hint="eastAsia"/>
+        </w:rPr>
+        <w:t>Node1 ID:    1000</w:t>
       </w:r>
     </w:p>
     <w:p>
-      <w:pPr>
-        <w:rPr>
-          <w:rFonts w:hint="eastAsia"/>
-        </w:rPr>
-      </w:pPr>
-      <w:r>
-        <w:rPr>
-          <w:rFonts w:hint="eastAsia"/>
-        </w:rPr>
-        <w:t>Node3 ID:   1002</w:t>
+      <w:r>
+        <w:rPr>
+          <w:rFonts w:hint="eastAsia"/>
+        </w:rPr>
+        <w:t>Node1 host:  192.168.20.111</w:t>
       </w:r>
     </w:p>
     <w:p>
-      <w:pPr>
-        <w:rPr>
-          <w:rFonts w:hint="eastAsia"/>
-        </w:rPr>
-      </w:pPr>
-      <w:r>
-        <w:rPr>
-          <w:rFonts w:hint="eastAsia"/>
-        </w:rPr>
-        <w:t>Node1 host:  192.168.20.113</w:t>
+      <w:r>
+        <w:rPr>
+          <w:rFonts w:hint="eastAsia"/>
+        </w:rPr>
+        <w:t>Node1 port:  11820</w:t>
       </w:r>
     </w:p>
     <w:p>
-      <w:pPr>
-        <w:rPr>
-          <w:rFonts w:hint="eastAsia"/>
-        </w:rPr>
-      </w:pPr>
-      <w:r>
-        <w:rPr>
-          <w:rFonts w:hint="eastAsia"/>
-        </w:rPr>
-        <w:t>Node1 port:  11840</w:t>
+      <w:r>
+        <w:rPr>
+          <w:rFonts w:hint="eastAsia"/>
+        </w:rPr>
+        <w:t>Node2 ID:   1001</w:t>
       </w:r>
     </w:p>
     <w:p>
-      <w:pPr>
-        <w:rPr>
-          <w:rFonts w:hint="eastAsia"/>
-          <w:shd w:val="clear" w:color="auto" w:fill="FFFF00"/>
-        </w:rPr>
-      </w:pPr>
-      <w:r>
-        <w:rPr>
-          <w:rFonts w:hint="eastAsia"/>
-        </w:rPr>
-        <w:t xml:space="preserve">  </w:t>
-      </w:r>
-      <w:r>
-        <w:rPr>
-          <w:shd w:val="clear" w:color="auto" w:fill="FFFF00"/>
-        </w:rPr>
-        <w:t>C</w:t>
-      </w:r>
-      <w:r>
-        <w:rPr>
-          <w:rFonts w:hint="eastAsia"/>
-          <w:shd w:val="clear" w:color="auto" w:fill="FFFF00"/>
-        </w:rPr>
-        <w:t xml:space="preserve">s name :  </w:t>
-      </w:r>
-      <w:r>
-        <w:rPr>
-          <w:shd w:val="clear" w:color="auto" w:fill="FFFF00"/>
-        </w:rPr>
-        <w:t>“</w:t>
-      </w:r>
-      <w:r>
-        <w:rPr>
-          <w:rFonts w:hint="eastAsia"/>
-          <w:shd w:val="clear" w:color="auto" w:fill="FFFF00"/>
-        </w:rPr>
-        <w:t>major</w:t>
-      </w:r>
-      <w:r>
-        <w:rPr>
-          <w:shd w:val="clear" w:color="auto" w:fill="FFFF00"/>
-        </w:rPr>
-        <w:t>”</w:t>
+      <w:r>
+        <w:rPr>
+          <w:rFonts w:hint="eastAsia"/>
+        </w:rPr>
+        <w:t>Node1 host:  192.168.20.112</w:t>
       </w:r>
     </w:p>
     <w:p>
-      <w:pPr>
-        <w:ind w:leftChars="270" w:left="2772" w:hangingChars="1050" w:hanging="2205"/>
-        <w:rPr>
-          <w:rFonts w:hint="eastAsia"/>
-          <w:shd w:val="clear" w:color="auto" w:fill="FFFF00"/>
-        </w:rPr>
-      </w:pPr>
-      <w:r>
-        <w:rPr>
-          <w:rFonts w:hint="eastAsia"/>
-          <w:shd w:val="clear" w:color="auto" w:fill="FFFF00"/>
-        </w:rPr>
-        <w:t xml:space="preserve">Cl name:   </w:t>
-      </w:r>
-      <w:r>
-        <w:rPr>
-          <w:shd w:val="clear" w:color="auto" w:fill="FFFF00"/>
-        </w:rPr>
-        <w:t>“</w:t>
-      </w:r>
-      <w:r>
-        <w:rPr>
-          <w:rFonts w:hint="eastAsia"/>
-          <w:shd w:val="clear" w:color="auto" w:fill="FFFF00"/>
-        </w:rPr>
-        <w:t>subject</w:t>
-      </w:r>
-      <w:r>
-        <w:rPr>
-          <w:shd w:val="clear" w:color="auto" w:fill="FFFF00"/>
-        </w:rPr>
-        <w:t>”</w:t>
-      </w:r>
-      <w:r>
-        <w:rPr>
-          <w:rFonts w:hint="eastAsia"/>
-          <w:shd w:val="clear" w:color="auto" w:fill="FFFF00"/>
-        </w:rPr>
-        <w:t xml:space="preserve"> </w:t>
-      </w:r>
-      <w:r>
-        <w:rPr>
-          <w:rFonts w:hint="eastAsia"/>
-          <w:shd w:val="clear" w:color="auto" w:fill="FFFF00"/>
-        </w:rPr>
-        <w:t xml:space="preserve">  </w:t>
-      </w:r>
-      <w:r>
-        <w:rPr>
-          <w:rFonts w:hint="eastAsia"/>
-          <w:shd w:val="clear" w:color="auto" w:fill="FFFF00"/>
-        </w:rPr>
-        <w:t>#</w:t>
-      </w:r>
-      <w:r>
-        <w:rPr>
-          <w:rFonts w:hint="eastAsia"/>
-          <w:shd w:val="clear" w:color="auto" w:fill="FFFF00"/>
-        </w:rPr>
-        <w:t>！</w:t>
-      </w:r>
-      <w:r>
-        <w:rPr>
-          <w:rFonts w:hint="eastAsia"/>
-          <w:shd w:val="clear" w:color="auto" w:fill="FFFF00"/>
-        </w:rPr>
-        <w:t>按</w:t>
-      </w:r>
-      <w:r>
-        <w:rPr>
-          <w:rFonts w:hint="eastAsia"/>
-          <w:shd w:val="clear" w:color="auto" w:fill="FFFF00"/>
-        </w:rPr>
-        <w:t>group</w:t>
-      </w:r>
-      <w:r>
-        <w:rPr>
-          <w:rFonts w:hint="eastAsia"/>
-          <w:shd w:val="clear" w:color="auto" w:fill="FFFF00"/>
-        </w:rPr>
-        <w:t>输出，可能出现多次（集合有部分落中不同的组上），按</w:t>
-      </w:r>
-      <w:r>
-        <w:rPr>
-          <w:rFonts w:hint="eastAsia"/>
-          <w:shd w:val="clear" w:color="auto" w:fill="FFFF00"/>
-        </w:rPr>
-        <w:t>collection</w:t>
-      </w:r>
-      <w:r>
-        <w:rPr>
-          <w:rFonts w:hint="eastAsia"/>
-          <w:shd w:val="clear" w:color="auto" w:fill="FFFF00"/>
-        </w:rPr>
-        <w:t>输出，则所有组中，同一集合中的数据，集中中一起。</w:t>
+      <w:r>
+        <w:rPr>
+          <w:rFonts w:hint="eastAsia"/>
+        </w:rPr>
+        <w:t>Node1 port:  11830</w:t>
       </w:r>
     </w:p>
     <w:p>
-      <w:pPr>
-        <w:rPr>
-          <w:rFonts w:hint="eastAsia"/>
-        </w:rPr>
-      </w:pPr>
-      <w:r>
-        <w:rPr>
-          <w:rFonts w:hint="eastAsia"/>
-        </w:rPr>
-        <w:t xml:space="preserve">  </w:t>
-      </w:r>
-      <w:r>
-        <w:t>R</w:t>
-      </w:r>
-      <w:r>
-        <w:rPr>
-          <w:rFonts w:hint="eastAsia"/>
-        </w:rPr>
-        <w:t>ecords:</w:t>
+      <w:r>
+        <w:rPr>
+          <w:rFonts w:hint="eastAsia"/>
+        </w:rPr>
+        <w:t>Node3 ID:   1002</w:t>
       </w:r>
     </w:p>
     <w:p>
-      <w:pPr>
-        <w:ind w:leftChars="170" w:firstLineChars="100" w:firstLine="210"/>
-        <w:rPr>
-          <w:rFonts w:hint="eastAsia"/>
-        </w:rPr>
-      </w:pPr>
-      <w:r>
-        <w:rPr>
-          <w:rFonts w:hint="eastAsia"/>
-        </w:rPr>
-        <w:t>{</w:t>
-      </w:r>
-      <w:r>
-        <w:t>“</w:t>
-      </w:r>
-      <w:r>
-        <w:rPr>
-          <w:rFonts w:hint="eastAsia"/>
-        </w:rPr>
-        <w:t>major</w:t>
-      </w:r>
-      <w:r>
-        <w:t>”</w:t>
-      </w:r>
-      <w:r>
-        <w:rPr>
-          <w:rFonts w:hint="eastAsia"/>
-        </w:rPr>
-        <w:t>:</w:t>
-      </w:r>
-      <w:r>
-        <w:t>“</w:t>
-      </w:r>
-      <w:r>
-        <w:rPr>
-          <w:rFonts w:hint="eastAsia"/>
-        </w:rPr>
-        <w:t>cs</w:t>
-      </w:r>
-      <w:r>
-        <w:t>”</w:t>
-      </w:r>
-      <w:r>
-        <w:rPr>
-          <w:rFonts w:hint="eastAsia"/>
-        </w:rPr>
-        <w:t xml:space="preserve">, </w:t>
-      </w:r>
-      <w:r>
-        <w:t>“</w:t>
-      </w:r>
-      <w:r>
-        <w:rPr>
-          <w:rFonts w:hint="eastAsia"/>
-        </w:rPr>
-        <w:t>subject</w:t>
-      </w:r>
-      <w:r>
-        <w:t>”</w:t>
-      </w:r>
-      <w:r>
-        <w:rPr>
-          <w:rFonts w:hint="eastAsia"/>
-        </w:rPr>
-        <w:t>:</w:t>
-      </w:r>
-      <w:r>
-        <w:t>”</w:t>
-      </w:r>
-      <w:r>
-        <w:rPr>
-          <w:rFonts w:hint="eastAsia"/>
-        </w:rPr>
-        <w:t>c</w:t>
-      </w:r>
-      <w:r>
-        <w:t>”</w:t>
-      </w:r>
-      <w:r>
-        <w:rPr>
-          <w:rFonts w:hint="eastAsia"/>
-        </w:rPr>
-        <w:t xml:space="preserve"> }              100</w:t>
+      <w:r>
+        <w:rPr>
+          <w:rFonts w:hint="eastAsia"/>
+        </w:rPr>
+        <w:t>Node1 host:  192.168.20.113</w:t>
       </w:r>
     </w:p>
     <w:p>
-      <w:pPr>
-        <w:ind w:leftChars="170" w:firstLineChars="100" w:firstLine="210"/>
-        <w:rPr>
-          <w:rFonts w:hint="eastAsia"/>
-        </w:rPr>
-      </w:pPr>
-      <w:r>
-        <w:rPr>
-          <w:rFonts w:hint="eastAsia"/>
-        </w:rPr>
-        <w:t>{</w:t>
-      </w:r>
-      <w:r>
-        <w:t>“</w:t>
-      </w:r>
-      <w:r>
-        <w:rPr>
-          <w:rFonts w:hint="eastAsia"/>
-        </w:rPr>
-        <w:t>major</w:t>
-      </w:r>
-      <w:r>
-        <w:t>”</w:t>
-      </w:r>
-      <w:r>
-        <w:rPr>
-          <w:rFonts w:hint="eastAsia"/>
-        </w:rPr>
-        <w:t>:</w:t>
-      </w:r>
-      <w:r>
-        <w:t>“</w:t>
-      </w:r>
-      <w:r>
-        <w:rPr>
-          <w:rFonts w:hint="eastAsia"/>
-        </w:rPr>
-        <w:t>cs</w:t>
-      </w:r>
-      <w:r>
-        <w:t>”</w:t>
-      </w:r>
-      <w:r>
-        <w:rPr>
-          <w:rFonts w:hint="eastAsia"/>
-        </w:rPr>
-        <w:t xml:space="preserve">, </w:t>
-      </w:r>
-      <w:r>
-        <w:t>“</w:t>
-      </w:r>
-      <w:r>
-        <w:rPr>
-          <w:rFonts w:hint="eastAsia"/>
-        </w:rPr>
-        <w:t>subject</w:t>
-      </w:r>
-      <w:r>
-        <w:t>”</w:t>
-      </w:r>
-      <w:r>
-        <w:rPr>
-          <w:rFonts w:hint="eastAsia"/>
-        </w:rPr>
-        <w:t>:</w:t>
-      </w:r>
-      <w:r>
-        <w:t>”</w:t>
-      </w:r>
-      <w:r>
-        <w:rPr>
-          <w:rFonts w:hint="eastAsia"/>
-        </w:rPr>
-        <w:t>c++</w:t>
-      </w:r>
-      <w:r>
-        <w:t>”</w:t>
-      </w:r>
-      <w:r>
-        <w:rPr>
-          <w:rFonts w:hint="eastAsia"/>
-        </w:rPr>
-        <w:t xml:space="preserve"> }            010</w:t>
+      <w:r>
+        <w:rPr>
+          <w:rFonts w:hint="eastAsia"/>
+        </w:rPr>
+        <w:t>Node1 port:  11840</w:t>
       </w:r>
     </w:p>
     <w:p>
       <w:pPr>
-        <w:ind w:leftChars="170" w:firstLineChars="100" w:firstLine="210"/>
-        <w:rPr>
-          <w:rFonts w:hint="eastAsia"/>
-        </w:rPr>
-      </w:pPr>
-      <w:r>
-        <w:t>……</w:t>
+        <w:rPr>
+          <w:shd w:val="clear" w:color="auto" w:fill="FFFF00"/>
+        </w:rPr>
+      </w:pPr>
+      <w:r>
+        <w:rPr>
+          <w:rFonts w:hint="eastAsia"/>
+        </w:rPr>
+        <w:t xml:space="preserve">  </w:t>
+      </w:r>
+      <w:r>
+        <w:rPr>
+          <w:shd w:val="clear" w:color="auto" w:fill="FFFF00"/>
+        </w:rPr>
+        <w:t>C</w:t>
+      </w:r>
+      <w:r>
+        <w:rPr>
+          <w:rFonts w:hint="eastAsia"/>
+          <w:shd w:val="clear" w:color="auto" w:fill="FFFF00"/>
+        </w:rPr>
+        <w:t xml:space="preserve">s name :  </w:t>
+      </w:r>
+      <w:r>
+        <w:rPr>
+          <w:shd w:val="clear" w:color="auto" w:fill="FFFF00"/>
+        </w:rPr>
+        <w:t>“</w:t>
+      </w:r>
+      <w:r>
+        <w:rPr>
+          <w:rFonts w:hint="eastAsia"/>
+          <w:shd w:val="clear" w:color="auto" w:fill="FFFF00"/>
+        </w:rPr>
+        <w:t>major</w:t>
+      </w:r>
+      <w:r>
+        <w:rPr>
+          <w:shd w:val="clear" w:color="auto" w:fill="FFFF00"/>
+        </w:rPr>
+        <w:t>”</w:t>
       </w:r>
     </w:p>
     <w:p>
       <w:pPr>
-        <w:ind w:leftChars="170" w:firstLineChars="100" w:firstLine="210"/>
-        <w:rPr>
-          <w:rFonts w:hint="eastAsia"/>
-        </w:rPr>
-      </w:pPr>
-      <w:r>
-        <w:t>C</w:t>
-      </w:r>
-      <w:r>
-        <w:rPr>
-          <w:rFonts w:hint="eastAsia"/>
-        </w:rPr>
-        <w:t xml:space="preserve">s name :  </w:t>
-      </w:r>
-      <w:r>
+        <w:ind w:leftChars="270" w:left="2772" w:hangingChars="1050" w:hanging="2205"/>
+        <w:rPr>
+          <w:shd w:val="clear" w:color="auto" w:fill="FFFF00"/>
+        </w:rPr>
+      </w:pPr>
+      <w:r>
+        <w:rPr>
+          <w:rFonts w:hint="eastAsia"/>
+          <w:shd w:val="clear" w:color="auto" w:fill="FFFF00"/>
+        </w:rPr>
+        <w:t xml:space="preserve">Cl name:   </w:t>
+      </w:r>
+      <w:r>
+        <w:rPr>
+          <w:shd w:val="clear" w:color="auto" w:fill="FFFF00"/>
+        </w:rPr>
         <w:t>“</w:t>
       </w:r>
       <w:r>
         <w:rPr>
           <w:rFonts w:hint="eastAsia"/>
-        </w:rPr>
-        <w:t>major</w:t>
-      </w:r>
-      <w:r>
+          <w:shd w:val="clear" w:color="auto" w:fill="FFFF00"/>
+        </w:rPr>
+        <w:t>subject</w:t>
+      </w:r>
+      <w:r>
+        <w:rPr>
+          <w:shd w:val="clear" w:color="auto" w:fill="FFFF00"/>
+        </w:rPr>
         <w:t>”</w:t>
+      </w:r>
+      <w:r>
+        <w:rPr>
+          <w:rFonts w:hint="eastAsia"/>
+          <w:shd w:val="clear" w:color="auto" w:fill="FFFF00"/>
+        </w:rPr>
+        <w:t xml:space="preserve"> </w:t>
+      </w:r>
+      <w:r>
+        <w:rPr>
+          <w:rFonts w:hint="eastAsia"/>
+          <w:shd w:val="clear" w:color="auto" w:fill="FFFF00"/>
+        </w:rPr>
+        <w:t xml:space="preserve">  </w:t>
+      </w:r>
+      <w:r>
+        <w:rPr>
+          <w:rFonts w:hint="eastAsia"/>
+          <w:shd w:val="clear" w:color="auto" w:fill="FFFF00"/>
+        </w:rPr>
+        <w:t>#</w:t>
+      </w:r>
+      <w:r>
+        <w:rPr>
+          <w:rFonts w:hint="eastAsia"/>
+          <w:shd w:val="clear" w:color="auto" w:fill="FFFF00"/>
+        </w:rPr>
+        <w:t>！</w:t>
+      </w:r>
+      <w:r>
+        <w:rPr>
+          <w:rFonts w:hint="eastAsia"/>
+          <w:shd w:val="clear" w:color="auto" w:fill="FFFF00"/>
+        </w:rPr>
+        <w:t>按</w:t>
+      </w:r>
+      <w:r>
+        <w:rPr>
+          <w:rFonts w:hint="eastAsia"/>
+          <w:shd w:val="clear" w:color="auto" w:fill="FFFF00"/>
+        </w:rPr>
+        <w:t>group</w:t>
+      </w:r>
+      <w:r>
+        <w:rPr>
+          <w:rFonts w:hint="eastAsia"/>
+          <w:shd w:val="clear" w:color="auto" w:fill="FFFF00"/>
+        </w:rPr>
+        <w:t>输出，可能出现多次（集合有部分落中不同的组上），按</w:t>
+      </w:r>
+      <w:r>
+        <w:rPr>
+          <w:rFonts w:hint="eastAsia"/>
+          <w:shd w:val="clear" w:color="auto" w:fill="FFFF00"/>
+        </w:rPr>
+        <w:t>collection</w:t>
+      </w:r>
+      <w:r>
+        <w:rPr>
+          <w:rFonts w:hint="eastAsia"/>
+          <w:shd w:val="clear" w:color="auto" w:fill="FFFF00"/>
+        </w:rPr>
+        <w:t>输出，则所有组中，同一集合中的数据，集中中一起。</w:t>
       </w:r>
     </w:p>
     <w:p>
-      <w:pPr>
-        <w:rPr>
-          <w:rFonts w:hint="eastAsia"/>
-        </w:rPr>
-      </w:pPr>
-      <w:r>
-        <w:rPr>
-          <w:rFonts w:hint="eastAsia"/>
-        </w:rPr>
-        <w:t xml:space="preserve">  Cl name:   </w:t>
-      </w:r>
-      <w:r>
-        <w:t>“</w:t>
-      </w:r>
-      <w:r>
-        <w:rPr>
-          <w:rFonts w:hint="eastAsia"/>
-        </w:rPr>
-        <w:t>teacher</w:t>
-      </w:r>
-      <w:r>
-        <w:t>”</w:t>
+      <w:r>
+        <w:rPr>
+          <w:rFonts w:hint="eastAsia"/>
+        </w:rPr>
+        <w:t xml:space="preserve">  </w:t>
+      </w:r>
+      <w:r>
+        <w:t>D</w:t>
+      </w:r>
+      <w:r>
+        <w:rPr>
+          <w:rFonts w:hint="eastAsia"/>
+        </w:rPr>
+        <w:t>ifferent r</w:t>
+      </w:r>
+      <w:r>
+        <w:rPr>
+          <w:rFonts w:hint="eastAsia"/>
+        </w:rPr>
+        <w:t>ecords</w:t>
+      </w:r>
+      <w:r>
+        <w:rPr>
+          <w:rFonts w:hint="eastAsia"/>
+        </w:rPr>
+        <w:t xml:space="preserve"> count</w:t>
+      </w:r>
+      <w:r>
+        <w:rPr>
+          <w:rFonts w:hint="eastAsia"/>
+        </w:rPr>
+        <w:t>:</w:t>
+      </w:r>
+      <w:r>
+        <w:rPr>
+          <w:rFonts w:hint="eastAsia"/>
+        </w:rPr>
+        <w:t xml:space="preserve"> 20</w:t>
       </w:r>
     </w:p>
     <w:p>
       <w:pPr>
-        <w:rPr>
-          <w:rFonts w:hint="eastAsia"/>
-        </w:rPr>
-      </w:pPr>
-      <w:r>
-        <w:rPr>
-          <w:rFonts w:hint="eastAsia"/>
-        </w:rPr>
-        <w:t xml:space="preserve">  </w:t>
-      </w:r>
-      <w:r>
-        <w:t>R</w:t>
-      </w:r>
-      <w:r>
-        <w:rPr>
-          <w:rFonts w:hint="eastAsia"/>
-        </w:rPr>
-        <w:t>ecords:</w:t>
+        <w:ind w:leftChars="170" w:firstLineChars="100" w:firstLine="210"/>
+      </w:pPr>
+      <w:r>
+        <w:rPr>
+          <w:rFonts w:hint="eastAsia"/>
+        </w:rPr>
+        <w:t>{</w:t>
+      </w:r>
+      <w:r>
+        <w:t>“</w:t>
+      </w:r>
+      <w:r>
+        <w:rPr>
+          <w:rFonts w:hint="eastAsia"/>
+        </w:rPr>
+        <w:t>major</w:t>
+      </w:r>
+      <w:r>
+        <w:t>”</w:t>
+      </w:r>
+      <w:r>
+        <w:rPr>
+          <w:rFonts w:hint="eastAsia"/>
+        </w:rPr>
+        <w:t>:</w:t>
+      </w:r>
+      <w:r>
+        <w:t>“</w:t>
+      </w:r>
+      <w:r>
+        <w:rPr>
+          <w:rFonts w:hint="eastAsia"/>
+        </w:rPr>
+        <w:t>cs</w:t>
+      </w:r>
+      <w:r>
+        <w:t>”</w:t>
+      </w:r>
+      <w:r>
+        <w:rPr>
+          <w:rFonts w:hint="eastAsia"/>
+        </w:rPr>
+        <w:t xml:space="preserve">, </w:t>
+      </w:r>
+      <w:r>
+        <w:t>“</w:t>
+      </w:r>
+      <w:r>
+        <w:rPr>
+          <w:rFonts w:hint="eastAsia"/>
+        </w:rPr>
+        <w:t>subject</w:t>
+      </w:r>
+      <w:r>
+        <w:t>”</w:t>
+      </w:r>
+      <w:r>
+        <w:rPr>
+          <w:rFonts w:hint="eastAsia"/>
+        </w:rPr>
+        <w:t>:</w:t>
+      </w:r>
+      <w:r>
+        <w:t>”</w:t>
+      </w:r>
+      <w:r>
+        <w:rPr>
+          <w:rFonts w:hint="eastAsia"/>
+        </w:rPr>
+        <w:t>c</w:t>
+      </w:r>
+      <w:r>
+        <w:t>”</w:t>
+      </w:r>
+      <w:r>
+        <w:rPr>
+          <w:rFonts w:hint="eastAsia"/>
+        </w:rPr>
+        <w:t xml:space="preserve"> }              1</w:t>
+      </w:r>
+      <w:r>
+        <w:rPr>
+          <w:rFonts w:hint="eastAsia"/>
+        </w:rPr>
+        <w:t xml:space="preserve"> </w:t>
+      </w:r>
+      <w:r>
+        <w:rPr>
+          <w:rFonts w:hint="eastAsia"/>
+        </w:rPr>
+        <w:t>0</w:t>
+      </w:r>
+      <w:r>
+        <w:rPr>
+          <w:rFonts w:hint="eastAsia"/>
+        </w:rPr>
+        <w:t xml:space="preserve"> </w:t>
+      </w:r>
+      <w:r>
+        <w:rPr>
+          <w:rFonts w:hint="eastAsia"/>
+        </w:rPr>
+        <w:t>0</w:t>
       </w:r>
     </w:p>
     <w:p>
       <w:pPr>
         <w:ind w:leftChars="170" w:firstLineChars="100" w:firstLine="210"/>
-        <w:rPr>
-          <w:rFonts w:hint="eastAsia"/>
-        </w:rPr>
       </w:pPr>
       <w:r>
         <w:rPr>
@@ -5013,7 +4267,7 @@
         <w:rPr>
           <w:rFonts w:hint="eastAsia"/>
         </w:rPr>
-        <w:t>teacher</w:t>
+        <w:t>subject</w:t>
       </w:r>
       <w:r>
         <w:t>”</w:t>
@@ -5031,7 +4285,7 @@
         <w:rPr>
           <w:rFonts w:hint="eastAsia"/>
         </w:rPr>
-        <w:t>Li Lei</w:t>
+        <w:t>c++</w:t>
       </w:r>
       <w:r>
         <w:t>”</w:t>
@@ -5040,103 +4294,272 @@
         <w:rPr>
           <w:rFonts w:hint="eastAsia"/>
         </w:rPr>
-        <w:t xml:space="preserve"> }              100</w:t>
+        <w:t xml:space="preserve"> }            010</w:t>
       </w:r>
     </w:p>
     <w:p>
       <w:pPr>
         <w:ind w:leftChars="170" w:firstLineChars="100" w:firstLine="210"/>
-        <w:rPr>
-          <w:rFonts w:hint="eastAsia"/>
-        </w:rPr>
-      </w:pPr>
-      <w:r>
-        <w:rPr>
-          <w:rFonts w:hint="eastAsia"/>
-        </w:rPr>
-        <w:t>{</w:t>
-      </w:r>
-      <w:r>
-        <w:t>“</w:t>
-      </w:r>
-      <w:r>
-        <w:rPr>
-          <w:rFonts w:hint="eastAsia"/>
-        </w:rPr>
-        <w:t>major</w:t>
-      </w:r>
-      <w:r>
-        <w:t>”</w:t>
-      </w:r>
-      <w:r>
-        <w:rPr>
-          <w:rFonts w:hint="eastAsia"/>
-        </w:rPr>
-        <w:t>:</w:t>
-      </w:r>
-      <w:r>
-        <w:t>“</w:t>
-      </w:r>
-      <w:r>
-        <w:rPr>
-          <w:rFonts w:hint="eastAsia"/>
-        </w:rPr>
-        <w:t>cs</w:t>
-      </w:r>
-      <w:r>
-        <w:t>”</w:t>
-      </w:r>
-      <w:r>
-        <w:rPr>
-          <w:rFonts w:hint="eastAsia"/>
-        </w:rPr>
-        <w:t xml:space="preserve">, </w:t>
-      </w:r>
-      <w:r>
-        <w:t>“</w:t>
-      </w:r>
-      <w:r>
-        <w:rPr>
-          <w:rFonts w:hint="eastAsia"/>
-        </w:rPr>
-        <w:t>teacher</w:t>
-      </w:r>
-      <w:r>
-        <w:t>”</w:t>
-      </w:r>
-      <w:r>
-        <w:rPr>
-          <w:rFonts w:hint="eastAsia"/>
-        </w:rPr>
-        <w:t>:</w:t>
-      </w:r>
-      <w:r>
-        <w:t>”</w:t>
-      </w:r>
-      <w:r>
-        <w:rPr>
-          <w:rFonts w:hint="eastAsia"/>
-        </w:rPr>
-        <w:t>Qiao Feng</w:t>
-      </w:r>
-      <w:r>
-        <w:t>”</w:t>
-      </w:r>
-      <w:r>
-        <w:rPr>
-          <w:rFonts w:hint="eastAsia"/>
-        </w:rPr>
-        <w:t xml:space="preserve"> }          010</w:t>
+      </w:pPr>
+      <w:r>
+        <w:t>……</w:t>
       </w:r>
     </w:p>
     <w:p>
       <w:pPr>
         <w:ind w:leftChars="170" w:firstLineChars="100" w:firstLine="210"/>
-        <w:rPr>
-          <w:rFonts w:hint="eastAsia"/>
-        </w:rPr>
-      </w:pPr>
-      <w:r>
+      </w:pPr>
+      <w:r>
+        <w:t>C</w:t>
+      </w:r>
+      <w:r>
+        <w:rPr>
+          <w:rFonts w:hint="eastAsia"/>
+        </w:rPr>
+        <w:t xml:space="preserve">s name :  </w:t>
+      </w:r>
+      <w:r>
+        <w:t>“</w:t>
+      </w:r>
+      <w:r>
+        <w:rPr>
+          <w:rFonts w:hint="eastAsia"/>
+        </w:rPr>
+        <w:t>major</w:t>
+      </w:r>
+      <w:r>
+        <w:t>”</w:t>
+      </w:r>
+    </w:p>
+    <w:p>
+      <w:r>
+        <w:rPr>
+          <w:rFonts w:hint="eastAsia"/>
+        </w:rPr>
+        <w:t xml:space="preserve">  Cl name:   </w:t>
+      </w:r>
+      <w:r>
+        <w:t>“</w:t>
+      </w:r>
+      <w:r>
+        <w:rPr>
+          <w:rFonts w:hint="eastAsia"/>
+        </w:rPr>
+        <w:t>teacher</w:t>
+      </w:r>
+      <w:r>
+        <w:t>”</w:t>
+      </w:r>
+      <w:r>
+        <w:rPr>
+          <w:rFonts w:hint="eastAsia"/>
+        </w:rPr>
+        <w:t xml:space="preserve">  </w:t>
+      </w:r>
+    </w:p>
+    <w:p>
+      <w:pPr>
+        <w:ind w:leftChars="170" w:firstLineChars="100" w:firstLine="210"/>
+      </w:pPr>
+      <w:r>
+        <w:t>D</w:t>
+      </w:r>
+      <w:r>
+        <w:rPr>
+          <w:rFonts w:hint="eastAsia"/>
+        </w:rPr>
+        <w:t>ifferent records count: 20</w:t>
+      </w:r>
+    </w:p>
+    <w:p>
+      <w:r>
+        <w:rPr>
+          <w:rFonts w:hint="eastAsia"/>
+        </w:rPr>
+        <w:t xml:space="preserve">  </w:t>
+      </w:r>
+      <w:r>
+        <w:t>R</w:t>
+      </w:r>
+      <w:r>
+        <w:rPr>
+          <w:rFonts w:hint="eastAsia"/>
+        </w:rPr>
+        <w:t>ecords:</w:t>
+      </w:r>
+    </w:p>
+    <w:p>
+      <w:pPr>
+        <w:ind w:leftChars="170" w:firstLineChars="100" w:firstLine="210"/>
+      </w:pPr>
+      <w:r>
+        <w:rPr>
+          <w:rFonts w:hint="eastAsia"/>
+        </w:rPr>
+        <w:t>{</w:t>
+      </w:r>
+      <w:r>
+        <w:t>“</w:t>
+      </w:r>
+      <w:r>
+        <w:rPr>
+          <w:rFonts w:hint="eastAsia"/>
+        </w:rPr>
+        <w:t>major</w:t>
+      </w:r>
+      <w:r>
+        <w:t>”</w:t>
+      </w:r>
+      <w:r>
+        <w:rPr>
+          <w:rFonts w:hint="eastAsia"/>
+        </w:rPr>
+        <w:t>:</w:t>
+      </w:r>
+      <w:r>
+        <w:t>“</w:t>
+      </w:r>
+      <w:r>
+        <w:rPr>
+          <w:rFonts w:hint="eastAsia"/>
+        </w:rPr>
+        <w:t>cs</w:t>
+      </w:r>
+      <w:r>
+        <w:t>”</w:t>
+      </w:r>
+      <w:r>
+        <w:rPr>
+          <w:rFonts w:hint="eastAsia"/>
+        </w:rPr>
+        <w:t xml:space="preserve">, </w:t>
+      </w:r>
+      <w:r>
+        <w:t>“</w:t>
+      </w:r>
+      <w:r>
+        <w:rPr>
+          <w:rFonts w:hint="eastAsia"/>
+        </w:rPr>
+        <w:t>teacher</w:t>
+      </w:r>
+      <w:r>
+        <w:t>”</w:t>
+      </w:r>
+      <w:r>
+        <w:rPr>
+          <w:rFonts w:hint="eastAsia"/>
+        </w:rPr>
+        <w:t>:</w:t>
+      </w:r>
+      <w:r>
+        <w:t>”</w:t>
+      </w:r>
+      <w:r>
+        <w:rPr>
+          <w:rFonts w:hint="eastAsia"/>
+        </w:rPr>
+        <w:t>Li Lei</w:t>
+      </w:r>
+      <w:r>
+        <w:t>”</w:t>
+      </w:r>
+      <w:r>
+        <w:rPr>
+          <w:rFonts w:hint="eastAsia"/>
+        </w:rPr>
+        <w:t xml:space="preserve"> }              100</w:t>
+      </w:r>
+    </w:p>
+    <w:p>
+      <w:pPr>
+        <w:ind w:leftChars="170" w:firstLineChars="100" w:firstLine="210"/>
+      </w:pPr>
+      <w:r>
+        <w:rPr>
+          <w:rFonts w:hint="eastAsia"/>
+        </w:rPr>
+        <w:t>{</w:t>
+      </w:r>
+      <w:r>
+        <w:t>“</w:t>
+      </w:r>
+      <w:r>
+        <w:rPr>
+          <w:rFonts w:hint="eastAsia"/>
+        </w:rPr>
+        <w:t>major</w:t>
+      </w:r>
+      <w:r>
+        <w:t>”</w:t>
+      </w:r>
+      <w:r>
+        <w:rPr>
+          <w:rFonts w:hint="eastAsia"/>
+        </w:rPr>
+        <w:t>:</w:t>
+      </w:r>
+      <w:r>
+        <w:t>“</w:t>
+      </w:r>
+      <w:r>
+        <w:rPr>
+          <w:rFonts w:hint="eastAsia"/>
+        </w:rPr>
+        <w:t>cs</w:t>
+      </w:r>
+      <w:r>
+        <w:t>”</w:t>
+      </w:r>
+      <w:r>
+        <w:rPr>
+          <w:rFonts w:hint="eastAsia"/>
+        </w:rPr>
+        <w:t xml:space="preserve">, </w:t>
+      </w:r>
+      <w:r>
+        <w:t>“</w:t>
+      </w:r>
+      <w:r>
+        <w:rPr>
+          <w:rFonts w:hint="eastAsia"/>
+        </w:rPr>
+        <w:t>teacher</w:t>
+      </w:r>
+      <w:r>
+        <w:t>”</w:t>
+      </w:r>
+      <w:r>
+        <w:rPr>
+          <w:rFonts w:hint="eastAsia"/>
+        </w:rPr>
+        <w:t>:</w:t>
+      </w:r>
+      <w:r>
+        <w:t>”</w:t>
+      </w:r>
+      <w:r>
+        <w:rPr>
+          <w:rFonts w:hint="eastAsia"/>
+        </w:rPr>
+        <w:t>Qiao Feng</w:t>
+      </w:r>
+      <w:r>
+        <w:t>”</w:t>
+      </w:r>
+      <w:r>
+        <w:rPr>
+          <w:rFonts w:hint="eastAsia"/>
+        </w:rPr>
+        <w:t xml:space="preserve"> }          010</w:t>
+      </w:r>
+    </w:p>
+    <w:p>
+      <w:pPr>
+        <w:ind w:leftChars="170" w:firstLineChars="100" w:firstLine="210"/>
+      </w:pPr>
+      <w:r>
+        <w:lastRenderedPageBreak/>
         <w:t>……</w:t>
       </w:r>
     </w:p>
@@ -5507,7 +4930,6 @@
               <w:rPr>
                 <w:rFonts w:hint="eastAsia"/>
               </w:rPr>
-              <w:lastRenderedPageBreak/>
               <w:t>Story.tools.sdbConsistencyCheck.001</w:t>
             </w:r>
           </w:p>
@@ -6066,7 +5488,14 @@
               <w:rPr>
                 <w:rFonts w:hint="eastAsia"/>
               </w:rPr>
-              <w:t>检查是否能达到预期结束条件</w:t>
+              <w:t>检查是否能达到预期结</w:t>
+            </w:r>
+            <w:r>
+              <w:rPr>
+                <w:rFonts w:hint="eastAsia"/>
+              </w:rPr>
+              <w:lastRenderedPageBreak/>
+              <w:t>束条件</w:t>
             </w:r>
           </w:p>
         </w:tc>
@@ -6082,6 +5511,7 @@
               <w:rPr>
                 <w:rFonts w:hint="eastAsia"/>
               </w:rPr>
+              <w:lastRenderedPageBreak/>
               <w:t>1.</w:t>
             </w:r>
             <w:r>
@@ -6099,6 +5529,7 @@
               <w:rPr>
                 <w:rFonts w:hint="eastAsia"/>
               </w:rPr>
+              <w:lastRenderedPageBreak/>
               <w:t>2.</w:t>
             </w:r>
             <w:r>
@@ -6223,7 +5654,15 @@
               <w:rPr>
                 <w:rFonts w:hint="eastAsia"/>
               </w:rPr>
-              <w:t>预期达到结束条件，程序退出。条件参考第五项第二节中详细说明第</w:t>
+              <w:lastRenderedPageBreak/>
+              <w:t>预期达到结束条件，程序退</w:t>
+            </w:r>
+            <w:r>
+              <w:rPr>
+                <w:rFonts w:hint="eastAsia"/>
+              </w:rPr>
+              <w:lastRenderedPageBreak/>
+              <w:t>出。条件参考第五项第二节中详细说明第</w:t>
             </w:r>
             <w:r>
               <w:rPr>
@@ -6265,6 +5704,7 @@
               <w:rPr>
                 <w:rFonts w:hint="eastAsia"/>
               </w:rPr>
+              <w:lastRenderedPageBreak/>
               <w:t>Story.tools.sdbConsistencyCheck.006</w:t>
             </w:r>
           </w:p>
@@ -6442,14 +5882,7 @@
               <w:rPr>
                 <w:rFonts w:hint="eastAsia"/>
               </w:rPr>
-              <w:t>，</w:t>
-            </w:r>
-            <w:r>
-              <w:rPr>
-                <w:rFonts w:hint="eastAsia"/>
-              </w:rPr>
-              <w:lastRenderedPageBreak/>
-              <w:t>指定输入步骤</w:t>
+              <w:t>，指定输入步骤</w:t>
             </w:r>
             <w:r>
               <w:rPr>
@@ -6483,7 +5916,6 @@
               <w:rPr>
                 <w:rFonts w:hint="eastAsia"/>
               </w:rPr>
-              <w:lastRenderedPageBreak/>
               <w:t>结果与</w:t>
             </w:r>
             <w:r>
@@ -6514,7 +5946,6 @@
               <w:rPr>
                 <w:rFonts w:hint="eastAsia"/>
               </w:rPr>
-              <w:lastRenderedPageBreak/>
               <w:t>Story.tools.sdbConsistencyCheck.007</w:t>
             </w:r>
           </w:p>
@@ -6668,6 +6099,191 @@
                 <w:rFonts w:hint="eastAsia"/>
               </w:rPr>
               <w:t>的格式，和参数选项指定的一致</w:t>
+            </w:r>
+          </w:p>
+        </w:tc>
+      </w:tr>
+      <w:tr>
+        <w:tc>
+          <w:tcPr>
+            <w:tcW w:w="3366" w:type="dxa"/>
+          </w:tcPr>
+          <w:p>
+            <w:pPr>
+              <w:ind w:left="0"/>
+            </w:pPr>
+            <w:r>
+              <w:rPr>
+                <w:rFonts w:hint="eastAsia"/>
+              </w:rPr>
+              <w:t>Story.tools.sdbConsistencyCheck.008</w:t>
+            </w:r>
+          </w:p>
+        </w:tc>
+        <w:tc>
+          <w:tcPr>
+            <w:tcW w:w="1271" w:type="dxa"/>
+          </w:tcPr>
+          <w:p>
+            <w:pPr>
+              <w:ind w:left="0"/>
+            </w:pPr>
+            <w:r>
+              <w:rPr>
+                <w:rFonts w:hint="eastAsia"/>
+              </w:rPr>
+              <w:t>检查</w:t>
+            </w:r>
+            <w:r>
+              <w:rPr>
+                <w:rFonts w:hint="eastAsia"/>
+              </w:rPr>
+              <w:t>group</w:t>
+            </w:r>
+            <w:r>
+              <w:rPr>
+                <w:rFonts w:hint="eastAsia"/>
+              </w:rPr>
+              <w:t>参数是否生效</w:t>
+            </w:r>
+          </w:p>
+        </w:tc>
+        <w:tc>
+          <w:tcPr>
+            <w:tcW w:w="2024" w:type="dxa"/>
+          </w:tcPr>
+          <w:p>
+            <w:pPr>
+              <w:ind w:left="0"/>
+            </w:pPr>
+            <w:r>
+              <w:rPr>
+                <w:rFonts w:hint="eastAsia"/>
+              </w:rPr>
+              <w:t>1.</w:t>
+            </w:r>
+            <w:r>
+              <w:rPr>
+                <w:rFonts w:hint="eastAsia"/>
+              </w:rPr>
+              <w:t>创建集合空间和集合</w:t>
+            </w:r>
+          </w:p>
+          <w:p>
+            <w:pPr>
+              <w:ind w:left="0"/>
+            </w:pPr>
+            <w:r>
+              <w:rPr>
+                <w:rFonts w:hint="eastAsia"/>
+              </w:rPr>
+              <w:t>2.</w:t>
+            </w:r>
+            <w:r>
+              <w:rPr>
+                <w:rFonts w:hint="eastAsia"/>
+              </w:rPr>
+              <w:t>往集合插入数据</w:t>
+            </w:r>
+          </w:p>
+          <w:p>
+            <w:pPr>
+              <w:ind w:left="0"/>
+            </w:pPr>
+            <w:r>
+              <w:rPr>
+                <w:rFonts w:hint="eastAsia"/>
+              </w:rPr>
+              <w:t>3.</w:t>
+            </w:r>
+            <w:r>
+              <w:rPr>
+                <w:rFonts w:hint="eastAsia"/>
+              </w:rPr>
+              <w:t>重复</w:t>
+            </w:r>
+            <w:r>
+              <w:rPr>
+                <w:rFonts w:hint="eastAsia"/>
+              </w:rPr>
+              <w:t>1.2</w:t>
+            </w:r>
+            <w:r>
+              <w:rPr>
+                <w:rFonts w:hint="eastAsia"/>
+              </w:rPr>
+              <w:t>步骤多次</w:t>
+            </w:r>
+          </w:p>
+          <w:p>
+            <w:pPr>
+              <w:ind w:left="0"/>
+            </w:pPr>
+            <w:r>
+              <w:rPr>
+                <w:rFonts w:hint="eastAsia"/>
+              </w:rPr>
+              <w:t xml:space="preserve">4. </w:t>
+            </w:r>
+            <w:r>
+              <w:rPr>
+                <w:rFonts w:hint="eastAsia"/>
+              </w:rPr>
+              <w:t>让节点间集合上的数据不完全一致</w:t>
+            </w:r>
+          </w:p>
+          <w:p>
+            <w:pPr>
+              <w:ind w:left="0"/>
+            </w:pPr>
+            <w:r>
+              <w:rPr>
+                <w:rFonts w:hint="eastAsia"/>
+              </w:rPr>
+              <w:t>5.</w:t>
+            </w:r>
+            <w:r>
+              <w:rPr>
+                <w:rFonts w:hint="eastAsia"/>
+              </w:rPr>
+              <w:t>提供</w:t>
+            </w:r>
+            <w:r>
+              <w:rPr>
+                <w:rFonts w:hint="eastAsia"/>
+              </w:rPr>
+              <w:t>group</w:t>
+            </w:r>
+            <w:r>
+              <w:rPr>
+                <w:rFonts w:hint="eastAsia"/>
+              </w:rPr>
+              <w:t>参数</w:t>
+            </w:r>
+          </w:p>
+        </w:tc>
+        <w:tc>
+          <w:tcPr>
+            <w:tcW w:w="1504" w:type="dxa"/>
+          </w:tcPr>
+          <w:p>
+            <w:pPr>
+              <w:ind w:left="0"/>
+            </w:pPr>
+            <w:r>
+              <w:t>G</w:t>
+            </w:r>
+            <w:r>
+              <w:rPr>
+                <w:rFonts w:hint="eastAsia"/>
+              </w:rPr>
+              <w:t xml:space="preserve">roup </w:t>
+            </w:r>
+            <w:r>
+              <w:rPr>
+                <w:rFonts w:hint="eastAsia"/>
+              </w:rPr>
+              <w:t>选项生效</w:t>
             </w:r>
           </w:p>
         </w:tc>
@@ -6989,6 +6605,7 @@
               <w:rPr>
                 <w:rFonts w:hint="eastAsia"/>
               </w:rPr>
+              <w:lastRenderedPageBreak/>
               <w:t>周边关联产品或模块是否通知</w:t>
             </w:r>
           </w:p>
@@ -8471,7 +8088,7 @@
 </file>
 
 <file path=customXml/itemProps1.xml><?xml version="1.0" encoding="utf-8"?>
-<ds:datastoreItem xmlns:ds="http://schemas.openxmlformats.org/officeDocument/2006/customXml" ds:itemID="{4F36A226-F847-4C5F-87A2-B167E768AA99}">
+<ds:datastoreItem xmlns:ds="http://schemas.openxmlformats.org/officeDocument/2006/customXml" ds:itemID="{1C7D93EB-7F96-4AAF-88AC-C6F7221301C9}">
   <ds:schemaRefs>
     <ds:schemaRef ds:uri="http://schemas.openxmlformats.org/officeDocument/2006/bibliography"/>
   </ds:schemaRefs>
